--- a/14-发布运维与用户手册/软件安装手册(SIM).docx
+++ b/14-发布运维与用户手册/软件安装手册(SIM).docx
@@ -13,10 +13,10 @@
         <w:t xml:space="preserve">软件安装手册(SIM)</w:t>
       </w:r>
       <w:r>
-        <w:t xml:space="preserve"> V1.0</w:t>
+        <w:t xml:space="preserve"> V1.1</w:t>
       </w:r>
     </w:p>
-    <w:bookmarkStart w:id="21" w:name="软件安装手册sim---校务问答机器人"/>
+    <w:bookmarkStart w:id="23" w:name="软件安装手册sim---校务问答机器人"/>
     <w:p>
       <w:pPr>
         <w:pStyle w:val="Heading1"/>
@@ -132,7 +132,7 @@
               <w:pStyle w:val="Compact"/>
             </w:pPr>
             <w:r>
-              <w:t xml:space="preserve">SRA2026-SIM-V1.0</w:t>
+              <w:t xml:space="preserve">SRA2026-SIM-V1.1</w:t>
             </w:r>
           </w:p>
         </w:tc>
@@ -219,7 +219,7 @@
               <w:pStyle w:val="Compact"/>
             </w:pPr>
             <w:r>
-              <w:t xml:space="preserve">V1.0</w:t>
+              <w:t xml:space="preserve">V1.1</w:t>
             </w:r>
           </w:p>
         </w:tc>
@@ -246,7 +246,7 @@
               <w:pStyle w:val="Compact"/>
             </w:pPr>
             <w:r>
-              <w:t xml:space="preserve">2026-05-24</w:t>
+              <w:t xml:space="preserve">2026-05-26</w:t>
             </w:r>
           </w:p>
         </w:tc>
@@ -276,7 +276,7 @@
               <w:rPr>
                 <w:rFonts w:hint="eastAsia"/>
               </w:rPr>
-              <w:t xml:space="preserve">原型说明</w:t>
+              <w:t xml:space="preserve">角色补充</w:t>
             </w:r>
           </w:p>
         </w:tc>
@@ -303,7 +303,7 @@
               <w:pStyle w:val="Compact"/>
             </w:pPr>
             <w:r>
-              <w:t xml:space="preserve">SRA2026-REQ-PROTOTYPE-V1.0</w:t>
+              <w:t xml:space="preserve">SRA2026-REQ-PROTOTYPE-V1.1</w:t>
             </w:r>
           </w:p>
         </w:tc>
@@ -467,7 +467,7 @@
         <w:rPr>
           <w:rFonts w:hint="eastAsia"/>
         </w:rPr>
-        <w:t xml:space="preserve">形成课程原型说明，明确本地演示范围和基础交付物。</w:t>
+        <w:t xml:space="preserve">在原型说明基础上补充学生、教师、辅导员、管理员等角色边界。</w:t>
       </w:r>
     </w:p>
     <w:bookmarkEnd w:id="9"/>
@@ -652,6 +652,58 @@
           </w:p>
         </w:tc>
       </w:tr>
+      <w:tr>
+        <w:tc>
+          <w:tcPr/>
+          <w:p>
+            <w:pPr>
+              <w:pStyle w:val="Compact"/>
+            </w:pPr>
+            <w:r>
+              <w:t xml:space="preserve">V1.1</w:t>
+            </w:r>
+          </w:p>
+        </w:tc>
+        <w:tc>
+          <w:tcPr/>
+          <w:p>
+            <w:pPr>
+              <w:pStyle w:val="Compact"/>
+            </w:pPr>
+            <w:r>
+              <w:t xml:space="preserve">2026-05-26</w:t>
+            </w:r>
+          </w:p>
+        </w:tc>
+        <w:tc>
+          <w:tcPr/>
+          <w:p>
+            <w:pPr>
+              <w:pStyle w:val="Compact"/>
+            </w:pPr>
+            <w:r>
+              <w:rPr>
+                <w:rFonts w:hint="eastAsia"/>
+              </w:rPr>
+              <w:t xml:space="preserve">角色补充</w:t>
+            </w:r>
+          </w:p>
+        </w:tc>
+        <w:tc>
+          <w:tcPr/>
+          <w:p>
+            <w:pPr>
+              <w:pStyle w:val="Compact"/>
+            </w:pPr>
+            <w:r>
+              <w:rPr>
+                <w:rFonts w:hint="eastAsia"/>
+              </w:rPr>
+              <w:t xml:space="preserve">在原型说明基础上补充学生、教师、辅导员、管理员等角色边界。</w:t>
+            </w:r>
+          </w:p>
+        </w:tc>
+      </w:tr>
     </w:tbl>
     <w:bookmarkEnd w:id="11"/>
     <w:bookmarkStart w:id="12" w:name="Xadc22e3c91b4e76814645c9b0c6a35d7e5be0d3"/>
@@ -1929,7 +1981,722 @@
       </w:tr>
     </w:tbl>
     <w:bookmarkEnd w:id="20"/>
+    <w:bookmarkStart w:id="21" w:name="用户角色与访问边界"/>
+    <w:p>
+      <w:pPr>
+        <w:pStyle w:val="Heading2"/>
+      </w:pPr>
+      <w:r>
+        <w:rPr>
+          <w:rFonts w:hint="eastAsia"/>
+        </w:rPr>
+        <w:t xml:space="preserve">用户角色与访问边界</w:t>
+      </w:r>
+    </w:p>
+    <w:tbl>
+      <w:tblPr>
+        <w:tblStyle w:val="Table"/>
+        <w:tblW w:type="auto" w:w="0"/>
+        <w:tblLook w:firstRow="1" w:lastRow="0" w:firstColumn="0" w:lastColumn="0" w:noHBand="0" w:noVBand="0" w:val="0020"/>
+      </w:tblPr>
+      <w:tblGrid>
+        <w:gridCol w:w="1980"/>
+        <w:gridCol w:w="1980"/>
+        <w:gridCol w:w="1980"/>
+        <w:gridCol w:w="1980"/>
+      </w:tblGrid>
+      <w:tr>
+        <w:trPr>
+          <w:tblHeader w:val="on"/>
+        </w:trPr>
+        <w:tc>
+          <w:tcPr/>
+          <w:p>
+            <w:pPr>
+              <w:pStyle w:val="Compact"/>
+            </w:pPr>
+            <w:r>
+              <w:rPr>
+                <w:rFonts w:hint="eastAsia"/>
+              </w:rPr>
+              <w:t xml:space="preserve">角色</w:t>
+            </w:r>
+          </w:p>
+        </w:tc>
+        <w:tc>
+          <w:tcPr/>
+          <w:p>
+            <w:pPr>
+              <w:pStyle w:val="Compact"/>
+            </w:pPr>
+            <w:r>
+              <w:t xml:space="preserve">V1.3 </w:t>
+            </w:r>
+            <w:r>
+              <w:rPr>
+                <w:rFonts w:hint="eastAsia"/>
+              </w:rPr>
+              <w:t xml:space="preserve">交付状态</w:t>
+            </w:r>
+          </w:p>
+        </w:tc>
+        <w:tc>
+          <w:tcPr/>
+          <w:p>
+            <w:pPr>
+              <w:pStyle w:val="Compact"/>
+            </w:pPr>
+            <w:r>
+              <w:rPr>
+                <w:rFonts w:hint="eastAsia"/>
+              </w:rPr>
+              <w:t xml:space="preserve">可演示能力</w:t>
+            </w:r>
+          </w:p>
+        </w:tc>
+        <w:tc>
+          <w:tcPr/>
+          <w:p>
+            <w:pPr>
+              <w:pStyle w:val="Compact"/>
+            </w:pPr>
+            <w:r>
+              <w:rPr>
+                <w:rFonts w:hint="eastAsia"/>
+              </w:rPr>
+              <w:t xml:space="preserve">限制说明</w:t>
+            </w:r>
+          </w:p>
+        </w:tc>
+      </w:tr>
+      <w:tr>
+        <w:tc>
+          <w:tcPr/>
+          <w:p>
+            <w:pPr>
+              <w:pStyle w:val="Compact"/>
+            </w:pPr>
+            <w:r>
+              <w:rPr>
+                <w:rFonts w:hint="eastAsia"/>
+              </w:rPr>
+              <w:t xml:space="preserve">学生</w:t>
+            </w:r>
+          </w:p>
+        </w:tc>
+        <w:tc>
+          <w:tcPr/>
+          <w:p>
+            <w:pPr>
+              <w:pStyle w:val="Compact"/>
+            </w:pPr>
+            <w:r>
+              <w:rPr>
+                <w:rFonts w:hint="eastAsia"/>
+              </w:rPr>
+              <w:t xml:space="preserve">可演示</w:t>
+            </w:r>
+          </w:p>
+        </w:tc>
+        <w:tc>
+          <w:tcPr/>
+          <w:p>
+            <w:pPr>
+              <w:pStyle w:val="Compact"/>
+            </w:pPr>
+            <w:r>
+              <w:rPr>
+                <w:rFonts w:hint="eastAsia"/>
+              </w:rPr>
+              <w:t xml:space="preserve">登录、课程查询、考试查询、成绩样例查询、办事流程查询、反馈</w:t>
+            </w:r>
+          </w:p>
+        </w:tc>
+        <w:tc>
+          <w:tcPr/>
+          <w:p>
+            <w:pPr>
+              <w:pStyle w:val="Compact"/>
+            </w:pPr>
+            <w:r>
+              <w:rPr>
+                <w:rFonts w:hint="eastAsia"/>
+              </w:rPr>
+              <w:t xml:space="preserve">使用模拟账号和种子数据，不读取真实教务数据</w:t>
+            </w:r>
+          </w:p>
+        </w:tc>
+      </w:tr>
+      <w:tr>
+        <w:tc>
+          <w:tcPr/>
+          <w:p>
+            <w:pPr>
+              <w:pStyle w:val="Compact"/>
+            </w:pPr>
+            <w:r>
+              <w:rPr>
+                <w:rFonts w:hint="eastAsia"/>
+              </w:rPr>
+              <w:t xml:space="preserve">教师</w:t>
+            </w:r>
+          </w:p>
+        </w:tc>
+        <w:tc>
+          <w:tcPr/>
+          <w:p>
+            <w:pPr>
+              <w:pStyle w:val="Compact"/>
+            </w:pPr>
+            <w:r>
+              <w:rPr>
+                <w:rFonts w:hint="eastAsia"/>
+              </w:rPr>
+              <w:t xml:space="preserve">可演示</w:t>
+            </w:r>
+          </w:p>
+        </w:tc>
+        <w:tc>
+          <w:tcPr/>
+          <w:p>
+            <w:pPr>
+              <w:pStyle w:val="Compact"/>
+            </w:pPr>
+            <w:r>
+              <w:rPr>
+                <w:rFonts w:hint="eastAsia"/>
+              </w:rPr>
+              <w:t xml:space="preserve">登录、课程/监考样例查询、知识条目建议、反馈</w:t>
+            </w:r>
+          </w:p>
+        </w:tc>
+        <w:tc>
+          <w:tcPr/>
+          <w:p>
+            <w:pPr>
+              <w:pStyle w:val="Compact"/>
+            </w:pPr>
+            <w:r>
+              <w:rPr>
+                <w:rFonts w:hint="eastAsia"/>
+              </w:rPr>
+              <w:t xml:space="preserve">教师端功能以查询与演示为主，不包含真实排课审批</w:t>
+            </w:r>
+          </w:p>
+        </w:tc>
+      </w:tr>
+      <w:tr>
+        <w:tc>
+          <w:tcPr/>
+          <w:p>
+            <w:pPr>
+              <w:pStyle w:val="Compact"/>
+            </w:pPr>
+            <w:r>
+              <w:rPr>
+                <w:rFonts w:hint="eastAsia"/>
+              </w:rPr>
+              <w:t xml:space="preserve">辅导员</w:t>
+            </w:r>
+          </w:p>
+        </w:tc>
+        <w:tc>
+          <w:tcPr/>
+          <w:p>
+            <w:pPr>
+              <w:pStyle w:val="Compact"/>
+            </w:pPr>
+            <w:r>
+              <w:rPr>
+                <w:rFonts w:hint="eastAsia"/>
+              </w:rPr>
+              <w:t xml:space="preserve">可演示</w:t>
+            </w:r>
+          </w:p>
+        </w:tc>
+        <w:tc>
+          <w:tcPr/>
+          <w:p>
+            <w:pPr>
+              <w:pStyle w:val="Compact"/>
+            </w:pPr>
+            <w:r>
+              <w:rPr>
+                <w:rFonts w:hint="eastAsia"/>
+              </w:rPr>
+              <w:t xml:space="preserve">学生事务政策查询、学业预警样例、未命中问题跟进</w:t>
+            </w:r>
+          </w:p>
+        </w:tc>
+        <w:tc>
+          <w:tcPr/>
+          <w:p>
+            <w:pPr>
+              <w:pStyle w:val="Compact"/>
+            </w:pPr>
+            <w:r>
+              <w:rPr>
+                <w:rFonts w:hint="eastAsia"/>
+              </w:rPr>
+              <w:t xml:space="preserve">学生名单和预警为脱敏样例</w:t>
+            </w:r>
+          </w:p>
+        </w:tc>
+      </w:tr>
+      <w:tr>
+        <w:tc>
+          <w:tcPr/>
+          <w:p>
+            <w:pPr>
+              <w:pStyle w:val="Compact"/>
+            </w:pPr>
+            <w:r>
+              <w:rPr>
+                <w:rFonts w:hint="eastAsia"/>
+              </w:rPr>
+              <w:t xml:space="preserve">管理员</w:t>
+            </w:r>
+          </w:p>
+        </w:tc>
+        <w:tc>
+          <w:tcPr/>
+          <w:p>
+            <w:pPr>
+              <w:pStyle w:val="Compact"/>
+            </w:pPr>
+            <w:r>
+              <w:rPr>
+                <w:rFonts w:hint="eastAsia"/>
+              </w:rPr>
+              <w:t xml:space="preserve">可演示</w:t>
+            </w:r>
+          </w:p>
+        </w:tc>
+        <w:tc>
+          <w:tcPr/>
+          <w:p>
+            <w:pPr>
+              <w:pStyle w:val="Compact"/>
+            </w:pPr>
+            <w:r>
+              <w:rPr>
+                <w:rFonts w:hint="eastAsia"/>
+              </w:rPr>
+              <w:t xml:space="preserve">知识库维护、未匹配问题处理、统计看板、账号种子数据管理</w:t>
+            </w:r>
+          </w:p>
+        </w:tc>
+        <w:tc>
+          <w:tcPr/>
+          <w:p>
+            <w:pPr>
+              <w:pStyle w:val="Compact"/>
+            </w:pPr>
+            <w:r>
+              <w:rPr>
+                <w:rFonts w:hint="eastAsia"/>
+              </w:rPr>
+              <w:t xml:space="preserve">管理后台仅用于课程演示，不作为正式运维后台</w:t>
+            </w:r>
+          </w:p>
+        </w:tc>
+      </w:tr>
+      <w:tr>
+        <w:tc>
+          <w:tcPr/>
+          <w:p>
+            <w:pPr>
+              <w:pStyle w:val="Compact"/>
+            </w:pPr>
+            <w:r>
+              <w:rPr>
+                <w:rFonts w:hint="eastAsia"/>
+              </w:rPr>
+              <w:t xml:space="preserve">家长</w:t>
+            </w:r>
+          </w:p>
+        </w:tc>
+        <w:tc>
+          <w:tcPr/>
+          <w:p>
+            <w:pPr>
+              <w:pStyle w:val="Compact"/>
+            </w:pPr>
+            <w:r>
+              <w:rPr>
+                <w:rFonts w:hint="eastAsia"/>
+              </w:rPr>
+              <w:t xml:space="preserve">延后/受限</w:t>
+            </w:r>
+          </w:p>
+        </w:tc>
+        <w:tc>
+          <w:tcPr/>
+          <w:p>
+            <w:pPr>
+              <w:pStyle w:val="Compact"/>
+            </w:pPr>
+            <w:r>
+              <w:rPr>
+                <w:rFonts w:hint="eastAsia"/>
+              </w:rPr>
+              <w:t xml:space="preserve">可查看公开说明和授权流程样例</w:t>
+            </w:r>
+          </w:p>
+        </w:tc>
+        <w:tc>
+          <w:tcPr/>
+          <w:p>
+            <w:pPr>
+              <w:pStyle w:val="Compact"/>
+            </w:pPr>
+            <w:r>
+              <w:t xml:space="preserve">V1.3 </w:t>
+            </w:r>
+            <w:r>
+              <w:rPr>
+                <w:rFonts w:hint="eastAsia"/>
+              </w:rPr>
+              <w:t xml:space="preserve">不提供真实家长绑定、真实成绩查询或缴费查询</w:t>
+            </w:r>
+          </w:p>
+        </w:tc>
+      </w:tr>
+      <w:tr>
+        <w:tc>
+          <w:tcPr/>
+          <w:p>
+            <w:pPr>
+              <w:pStyle w:val="Compact"/>
+            </w:pPr>
+            <w:r>
+              <w:rPr>
+                <w:rFonts w:hint="eastAsia"/>
+              </w:rPr>
+              <w:t xml:space="preserve">访客</w:t>
+            </w:r>
+          </w:p>
+        </w:tc>
+        <w:tc>
+          <w:tcPr/>
+          <w:p>
+            <w:pPr>
+              <w:pStyle w:val="Compact"/>
+            </w:pPr>
+            <w:r>
+              <w:rPr>
+                <w:rFonts w:hint="eastAsia"/>
+              </w:rPr>
+              <w:t xml:space="preserve">受限</w:t>
+            </w:r>
+          </w:p>
+        </w:tc>
+        <w:tc>
+          <w:tcPr/>
+          <w:p>
+            <w:pPr>
+              <w:pStyle w:val="Compact"/>
+            </w:pPr>
+            <w:r>
+              <w:rPr>
+                <w:rFonts w:hint="eastAsia"/>
+              </w:rPr>
+              <w:t xml:space="preserve">可查询公开校园介绍、公开办事说明和招生类样例知识</w:t>
+            </w:r>
+          </w:p>
+        </w:tc>
+        <w:tc>
+          <w:tcPr/>
+          <w:p>
+            <w:pPr>
+              <w:pStyle w:val="Compact"/>
+            </w:pPr>
+            <w:r>
+              <w:rPr>
+                <w:rFonts w:hint="eastAsia"/>
+              </w:rPr>
+              <w:t xml:space="preserve">不保存个人对话历史，不访问任何个人数据</w:t>
+            </w:r>
+          </w:p>
+        </w:tc>
+      </w:tr>
+    </w:tbl>
+    <w:p>
+      <w:pPr>
+        <w:pStyle w:val="BodyText"/>
+      </w:pPr>
+      <w:r>
+        <w:rPr>
+          <w:rFonts w:hint="eastAsia"/>
+        </w:rPr>
+        <w:t xml:space="preserve">角色权限以课程原型演示为准。安装完成后应优先使用上述四类核心演示账号验收。</w:t>
+      </w:r>
+    </w:p>
     <w:bookmarkEnd w:id="21"/>
+    <w:bookmarkStart w:id="22" w:name="Xfb9a65afc5f8cab8f7d5b5285768efe61c713fd"/>
+    <w:p>
+      <w:pPr>
+        <w:pStyle w:val="Heading2"/>
+      </w:pPr>
+      <w:r>
+        <w:t xml:space="preserve">6. V1.1 </w:t>
+      </w:r>
+      <w:r>
+        <w:rPr>
+          <w:rFonts w:hint="eastAsia"/>
+        </w:rPr>
+        <w:t xml:space="preserve">角色数据初始化</w:t>
+      </w:r>
+    </w:p>
+    <w:p>
+      <w:pPr>
+        <w:pStyle w:val="FirstParagraph"/>
+      </w:pPr>
+      <w:r>
+        <w:t xml:space="preserve">V1.1 </w:t>
+      </w:r>
+      <w:r>
+        <w:rPr>
+          <w:rFonts w:hint="eastAsia"/>
+        </w:rPr>
+        <w:t xml:space="preserve">增加角色维度检查。初始化完成后，应确认演示库中存在学生、教师、辅导员和管理员账号，并确认家长、访客没有被误配置为可访问个人数据的正式账号。</w:t>
+      </w:r>
+    </w:p>
+    <w:tbl>
+      <w:tblPr>
+        <w:tblStyle w:val="Table"/>
+        <w:tblW w:type="auto" w:w="0"/>
+        <w:tblLook w:firstRow="1" w:lastRow="0" w:firstColumn="0" w:lastColumn="0" w:noHBand="0" w:noVBand="0" w:val="0020"/>
+      </w:tblPr>
+      <w:tblGrid>
+        <w:gridCol w:w="3960"/>
+        <w:gridCol w:w="3960"/>
+      </w:tblGrid>
+      <w:tr>
+        <w:trPr>
+          <w:tblHeader w:val="on"/>
+        </w:trPr>
+        <w:tc>
+          <w:tcPr/>
+          <w:p>
+            <w:pPr>
+              <w:pStyle w:val="Compact"/>
+            </w:pPr>
+            <w:r>
+              <w:rPr>
+                <w:rFonts w:hint="eastAsia"/>
+              </w:rPr>
+              <w:t xml:space="preserve">检查项</w:t>
+            </w:r>
+          </w:p>
+        </w:tc>
+        <w:tc>
+          <w:tcPr/>
+          <w:p>
+            <w:pPr>
+              <w:pStyle w:val="Compact"/>
+            </w:pPr>
+            <w:r>
+              <w:rPr>
+                <w:rFonts w:hint="eastAsia"/>
+              </w:rPr>
+              <w:t xml:space="preserve">预期结果</w:t>
+            </w:r>
+          </w:p>
+        </w:tc>
+      </w:tr>
+      <w:tr>
+        <w:tc>
+          <w:tcPr/>
+          <w:p>
+            <w:pPr>
+              <w:pStyle w:val="Compact"/>
+            </w:pPr>
+            <w:r>
+              <w:rPr>
+                <w:rFonts w:hint="eastAsia"/>
+              </w:rPr>
+              <w:t xml:space="preserve">学生账号登录</w:t>
+            </w:r>
+          </w:p>
+        </w:tc>
+        <w:tc>
+          <w:tcPr/>
+          <w:p>
+            <w:pPr>
+              <w:pStyle w:val="Compact"/>
+            </w:pPr>
+            <w:r>
+              <w:rPr>
+                <w:rFonts w:hint="eastAsia"/>
+              </w:rPr>
+              <w:t xml:space="preserve">可进入用户端并查询模拟课表、考试、成绩</w:t>
+            </w:r>
+          </w:p>
+        </w:tc>
+      </w:tr>
+      <w:tr>
+        <w:tc>
+          <w:tcPr/>
+          <w:p>
+            <w:pPr>
+              <w:pStyle w:val="Compact"/>
+            </w:pPr>
+            <w:r>
+              <w:rPr>
+                <w:rFonts w:hint="eastAsia"/>
+              </w:rPr>
+              <w:t xml:space="preserve">教师账号登录</w:t>
+            </w:r>
+          </w:p>
+        </w:tc>
+        <w:tc>
+          <w:tcPr/>
+          <w:p>
+            <w:pPr>
+              <w:pStyle w:val="Compact"/>
+            </w:pPr>
+            <w:r>
+              <w:rPr>
+                <w:rFonts w:hint="eastAsia"/>
+              </w:rPr>
+              <w:t xml:space="preserve">可查询教师相关样例问答</w:t>
+            </w:r>
+          </w:p>
+        </w:tc>
+      </w:tr>
+      <w:tr>
+        <w:tc>
+          <w:tcPr/>
+          <w:p>
+            <w:pPr>
+              <w:pStyle w:val="Compact"/>
+            </w:pPr>
+            <w:r>
+              <w:rPr>
+                <w:rFonts w:hint="eastAsia"/>
+              </w:rPr>
+              <w:t xml:space="preserve">辅导员账号登录</w:t>
+            </w:r>
+          </w:p>
+        </w:tc>
+        <w:tc>
+          <w:tcPr/>
+          <w:p>
+            <w:pPr>
+              <w:pStyle w:val="Compact"/>
+            </w:pPr>
+            <w:r>
+              <w:rPr>
+                <w:rFonts w:hint="eastAsia"/>
+              </w:rPr>
+              <w:t xml:space="preserve">可查询学生事务政策和预警样例</w:t>
+            </w:r>
+          </w:p>
+        </w:tc>
+      </w:tr>
+      <w:tr>
+        <w:tc>
+          <w:tcPr/>
+          <w:p>
+            <w:pPr>
+              <w:pStyle w:val="Compact"/>
+            </w:pPr>
+            <w:r>
+              <w:rPr>
+                <w:rFonts w:hint="eastAsia"/>
+              </w:rPr>
+              <w:t xml:space="preserve">管理员账号登录</w:t>
+            </w:r>
+          </w:p>
+        </w:tc>
+        <w:tc>
+          <w:tcPr/>
+          <w:p>
+            <w:pPr>
+              <w:pStyle w:val="Compact"/>
+            </w:pPr>
+            <w:r>
+              <w:rPr>
+                <w:rFonts w:hint="eastAsia"/>
+              </w:rPr>
+              <w:t xml:space="preserve">可进入管理后台并维护知识条目</w:t>
+            </w:r>
+          </w:p>
+        </w:tc>
+      </w:tr>
+      <w:tr>
+        <w:tc>
+          <w:tcPr/>
+          <w:p>
+            <w:pPr>
+              <w:pStyle w:val="Compact"/>
+            </w:pPr>
+            <w:r>
+              <w:rPr>
+                <w:rFonts w:hint="eastAsia"/>
+              </w:rPr>
+              <w:t xml:space="preserve">家长账号</w:t>
+            </w:r>
+          </w:p>
+        </w:tc>
+        <w:tc>
+          <w:tcPr/>
+          <w:p>
+            <w:pPr>
+              <w:pStyle w:val="Compact"/>
+            </w:pPr>
+            <w:r>
+              <w:rPr>
+                <w:rFonts w:hint="eastAsia"/>
+              </w:rPr>
+              <w:t xml:space="preserve">不作为</w:t>
+            </w:r>
+            <w:r>
+              <w:t xml:space="preserve"> V1.3 </w:t>
+            </w:r>
+            <w:r>
+              <w:rPr>
+                <w:rFonts w:hint="eastAsia"/>
+              </w:rPr>
+              <w:t xml:space="preserve">默认验收账号</w:t>
+            </w:r>
+          </w:p>
+        </w:tc>
+      </w:tr>
+      <w:tr>
+        <w:tc>
+          <w:tcPr/>
+          <w:p>
+            <w:pPr>
+              <w:pStyle w:val="Compact"/>
+            </w:pPr>
+            <w:r>
+              <w:rPr>
+                <w:rFonts w:hint="eastAsia"/>
+              </w:rPr>
+              <w:t xml:space="preserve">访客访问</w:t>
+            </w:r>
+          </w:p>
+        </w:tc>
+        <w:tc>
+          <w:tcPr/>
+          <w:p>
+            <w:pPr>
+              <w:pStyle w:val="Compact"/>
+            </w:pPr>
+            <w:r>
+              <w:rPr>
+                <w:rFonts w:hint="eastAsia"/>
+              </w:rPr>
+              <w:t xml:space="preserve">仅允许公开知识样例，不允许个人数据查询</w:t>
+            </w:r>
+          </w:p>
+        </w:tc>
+      </w:tr>
+    </w:tbl>
+    <w:bookmarkEnd w:id="22"/>
+    <w:bookmarkEnd w:id="23"/>
     <w:sectPr>
       <w:footnotePr>
         <w:numRestart w:val="eachSect"/>

--- a/14-发布运维与用户手册/软件安装手册(SIM).docx
+++ b/14-发布运维与用户手册/软件安装手册(SIM).docx
@@ -13,10 +13,10 @@
         <w:t xml:space="preserve">软件安装手册(SIM)</w:t>
       </w:r>
       <w:r>
-        <w:t xml:space="preserve"> V1.1</w:t>
+        <w:t xml:space="preserve"> V1.2</w:t>
       </w:r>
     </w:p>
-    <w:bookmarkStart w:id="23" w:name="软件安装手册sim---校务问答机器人"/>
+    <w:bookmarkStart w:id="29" w:name="软件安装手册sim---校务问答机器人"/>
     <w:p>
       <w:pPr>
         <w:pStyle w:val="Heading1"/>
@@ -132,7 +132,7 @@
               <w:pStyle w:val="Compact"/>
             </w:pPr>
             <w:r>
-              <w:t xml:space="preserve">SRA2026-SIM-V1.1</w:t>
+              <w:t xml:space="preserve">SRA2026-SIM-V1.2</w:t>
             </w:r>
           </w:p>
         </w:tc>
@@ -219,7 +219,7 @@
               <w:pStyle w:val="Compact"/>
             </w:pPr>
             <w:r>
-              <w:t xml:space="preserve">V1.1</w:t>
+              <w:t xml:space="preserve">V1.2</w:t>
             </w:r>
           </w:p>
         </w:tc>
@@ -246,7 +246,7 @@
               <w:pStyle w:val="Compact"/>
             </w:pPr>
             <w:r>
-              <w:t xml:space="preserve">2026-05-26</w:t>
+              <w:t xml:space="preserve">2026-05-28</w:t>
             </w:r>
           </w:p>
         </w:tc>
@@ -276,7 +276,7 @@
               <w:rPr>
                 <w:rFonts w:hint="eastAsia"/>
               </w:rPr>
-              <w:t xml:space="preserve">角色补充</w:t>
+              <w:t xml:space="preserve">运维安全补充</w:t>
             </w:r>
           </w:p>
         </w:tc>
@@ -303,7 +303,7 @@
               <w:pStyle w:val="Compact"/>
             </w:pPr>
             <w:r>
-              <w:t xml:space="preserve">SRA2026-REQ-PROTOTYPE-V1.1</w:t>
+              <w:t xml:space="preserve">SRA2026-REQ-PROTOTYPE-V1.2</w:t>
             </w:r>
           </w:p>
         </w:tc>
@@ -467,7 +467,7 @@
         <w:rPr>
           <w:rFonts w:hint="eastAsia"/>
         </w:rPr>
-        <w:t xml:space="preserve">在原型说明基础上补充学生、教师、辅导员、管理员等角色边界。</w:t>
+        <w:t xml:space="preserve">补充运维、安全、备份、已知问题和受限能力说明。</w:t>
       </w:r>
     </w:p>
     <w:bookmarkEnd w:id="9"/>
@@ -704,6 +704,58 @@
           </w:p>
         </w:tc>
       </w:tr>
+      <w:tr>
+        <w:tc>
+          <w:tcPr/>
+          <w:p>
+            <w:pPr>
+              <w:pStyle w:val="Compact"/>
+            </w:pPr>
+            <w:r>
+              <w:t xml:space="preserve">V1.2</w:t>
+            </w:r>
+          </w:p>
+        </w:tc>
+        <w:tc>
+          <w:tcPr/>
+          <w:p>
+            <w:pPr>
+              <w:pStyle w:val="Compact"/>
+            </w:pPr>
+            <w:r>
+              <w:t xml:space="preserve">2026-05-28</w:t>
+            </w:r>
+          </w:p>
+        </w:tc>
+        <w:tc>
+          <w:tcPr/>
+          <w:p>
+            <w:pPr>
+              <w:pStyle w:val="Compact"/>
+            </w:pPr>
+            <w:r>
+              <w:rPr>
+                <w:rFonts w:hint="eastAsia"/>
+              </w:rPr>
+              <w:t xml:space="preserve">运维安全补充</w:t>
+            </w:r>
+          </w:p>
+        </w:tc>
+        <w:tc>
+          <w:tcPr/>
+          <w:p>
+            <w:pPr>
+              <w:pStyle w:val="Compact"/>
+            </w:pPr>
+            <w:r>
+              <w:rPr>
+                <w:rFonts w:hint="eastAsia"/>
+              </w:rPr>
+              <w:t xml:space="preserve">补充运维、安全、备份、已知问题和受限能力说明。</w:t>
+            </w:r>
+          </w:p>
+        </w:tc>
+      </w:tr>
     </w:tbl>
     <w:bookmarkEnd w:id="11"/>
     <w:bookmarkStart w:id="12" w:name="Xadc22e3c91b4e76814645c9b0c6a35d7e5be0d3"/>
@@ -2696,7 +2748,1385 @@
       </w:tr>
     </w:tbl>
     <w:bookmarkEnd w:id="22"/>
+    <w:bookmarkStart w:id="26" w:name="运维安全与已知问题"/>
+    <w:p>
+      <w:pPr>
+        <w:pStyle w:val="Heading2"/>
+      </w:pPr>
+      <w:r>
+        <w:rPr>
+          <w:rFonts w:hint="eastAsia"/>
+        </w:rPr>
+        <w:t xml:space="preserve">运维、安全与已知问题</w:t>
+      </w:r>
+    </w:p>
+    <w:bookmarkStart w:id="23" w:name="运维边界"/>
+    <w:p>
+      <w:pPr>
+        <w:pStyle w:val="Heading3"/>
+      </w:pPr>
+      <w:r>
+        <w:rPr>
+          <w:rFonts w:hint="eastAsia"/>
+        </w:rPr>
+        <w:t xml:space="preserve">运维边界</w:t>
+      </w:r>
+    </w:p>
+    <w:p>
+      <w:pPr>
+        <w:pStyle w:val="FirstParagraph"/>
+      </w:pPr>
+      <w:r>
+        <w:rPr>
+          <w:rFonts w:hint="eastAsia"/>
+        </w:rPr>
+        <w:t xml:space="preserve">本交付支持本地或课堂评审环境运行，推荐一台开发机同时运行后端、用户前端和管理前端。数据库默认使用演示</w:t>
+      </w:r>
+      <w:r>
+        <w:t xml:space="preserve"> SQLite </w:t>
+      </w:r>
+      <w:r>
+        <w:rPr>
+          <w:rFonts w:hint="eastAsia"/>
+        </w:rPr>
+        <w:t xml:space="preserve">文件；如采用</w:t>
+      </w:r>
+      <w:r>
+        <w:t xml:space="preserve"> </w:t>
+      </w:r>
+      <w:r>
+        <w:rPr>
+          <w:rFonts w:hint="eastAsia"/>
+        </w:rPr>
+        <w:t xml:space="preserve">MySQL，仅作为兼容性验证，不代表正式生产部署。</w:t>
+      </w:r>
+    </w:p>
     <w:bookmarkEnd w:id="23"/>
+    <w:bookmarkStart w:id="24" w:name="安全要求"/>
+    <w:p>
+      <w:pPr>
+        <w:pStyle w:val="Heading3"/>
+      </w:pPr>
+      <w:r>
+        <w:rPr>
+          <w:rFonts w:hint="eastAsia"/>
+        </w:rPr>
+        <w:t xml:space="preserve">安全要求</w:t>
+      </w:r>
+    </w:p>
+    <w:tbl>
+      <w:tblPr>
+        <w:tblStyle w:val="Table"/>
+        <w:tblW w:type="auto" w:w="0"/>
+        <w:tblLook w:firstRow="1" w:lastRow="0" w:firstColumn="0" w:lastColumn="0" w:noHBand="0" w:noVBand="0" w:val="0020"/>
+      </w:tblPr>
+      <w:tblGrid>
+        <w:gridCol w:w="3960"/>
+        <w:gridCol w:w="3960"/>
+      </w:tblGrid>
+      <w:tr>
+        <w:trPr>
+          <w:tblHeader w:val="on"/>
+        </w:trPr>
+        <w:tc>
+          <w:tcPr/>
+          <w:p>
+            <w:pPr>
+              <w:pStyle w:val="Compact"/>
+            </w:pPr>
+            <w:r>
+              <w:rPr>
+                <w:rFonts w:hint="eastAsia"/>
+              </w:rPr>
+              <w:t xml:space="preserve">项目</w:t>
+            </w:r>
+          </w:p>
+        </w:tc>
+        <w:tc>
+          <w:tcPr/>
+          <w:p>
+            <w:pPr>
+              <w:pStyle w:val="Compact"/>
+            </w:pPr>
+            <w:r>
+              <w:rPr>
+                <w:rFonts w:hint="eastAsia"/>
+              </w:rPr>
+              <w:t xml:space="preserve">要求</w:t>
+            </w:r>
+          </w:p>
+        </w:tc>
+      </w:tr>
+      <w:tr>
+        <w:tc>
+          <w:tcPr/>
+          <w:p>
+            <w:pPr>
+              <w:pStyle w:val="Compact"/>
+            </w:pPr>
+            <w:r>
+              <w:rPr>
+                <w:rFonts w:hint="eastAsia"/>
+              </w:rPr>
+              <w:t xml:space="preserve">演示账号</w:t>
+            </w:r>
+          </w:p>
+        </w:tc>
+        <w:tc>
+          <w:tcPr/>
+          <w:p>
+            <w:pPr>
+              <w:pStyle w:val="Compact"/>
+            </w:pPr>
+            <w:r>
+              <w:rPr>
+                <w:rFonts w:hint="eastAsia"/>
+              </w:rPr>
+              <w:t xml:space="preserve">使用固定演示账号，评审后应删除或重置</w:t>
+            </w:r>
+          </w:p>
+        </w:tc>
+      </w:tr>
+      <w:tr>
+        <w:tc>
+          <w:tcPr/>
+          <w:p>
+            <w:pPr>
+              <w:pStyle w:val="Compact"/>
+            </w:pPr>
+            <w:r>
+              <w:rPr>
+                <w:rFonts w:hint="eastAsia"/>
+              </w:rPr>
+              <w:t xml:space="preserve">密钥配置</w:t>
+            </w:r>
+          </w:p>
+        </w:tc>
+        <w:tc>
+          <w:tcPr/>
+          <w:p>
+            <w:pPr>
+              <w:pStyle w:val="Compact"/>
+            </w:pPr>
+            <w:r>
+              <w:t xml:space="preserve">JWT </w:t>
+            </w:r>
+            <w:r>
+              <w:rPr>
+                <w:rFonts w:hint="eastAsia"/>
+              </w:rPr>
+              <w:t xml:space="preserve">密钥、数据库密码等不得写入公开仓库，演示环境使用</w:t>
+            </w:r>
+            <w:r>
+              <w:t xml:space="preserve"> .env </w:t>
+            </w:r>
+            <w:r>
+              <w:rPr>
+                <w:rFonts w:hint="eastAsia"/>
+              </w:rPr>
+              <w:t xml:space="preserve">或本地配置</w:t>
+            </w:r>
+          </w:p>
+        </w:tc>
+      </w:tr>
+      <w:tr>
+        <w:tc>
+          <w:tcPr/>
+          <w:p>
+            <w:pPr>
+              <w:pStyle w:val="Compact"/>
+            </w:pPr>
+            <w:r>
+              <w:rPr>
+                <w:rFonts w:hint="eastAsia"/>
+              </w:rPr>
+              <w:t xml:space="preserve">数据范围</w:t>
+            </w:r>
+          </w:p>
+        </w:tc>
+        <w:tc>
+          <w:tcPr/>
+          <w:p>
+            <w:pPr>
+              <w:pStyle w:val="Compact"/>
+            </w:pPr>
+            <w:r>
+              <w:rPr>
+                <w:rFonts w:hint="eastAsia"/>
+              </w:rPr>
+              <w:t xml:space="preserve">禁止导入真实身份证号、真实成绩、真实联系方式等敏感数据</w:t>
+            </w:r>
+          </w:p>
+        </w:tc>
+      </w:tr>
+      <w:tr>
+        <w:tc>
+          <w:tcPr/>
+          <w:p>
+            <w:pPr>
+              <w:pStyle w:val="Compact"/>
+            </w:pPr>
+            <w:r>
+              <w:rPr>
+                <w:rFonts w:hint="eastAsia"/>
+              </w:rPr>
+              <w:t xml:space="preserve">日志</w:t>
+            </w:r>
+          </w:p>
+        </w:tc>
+        <w:tc>
+          <w:tcPr/>
+          <w:p>
+            <w:pPr>
+              <w:pStyle w:val="Compact"/>
+            </w:pPr>
+            <w:r>
+              <w:rPr>
+                <w:rFonts w:hint="eastAsia"/>
+              </w:rPr>
+              <w:t xml:space="preserve">日志仅保留演示排错信息，避免记录密码、token</w:t>
+            </w:r>
+            <w:r>
+              <w:t xml:space="preserve"> </w:t>
+            </w:r>
+            <w:r>
+              <w:rPr>
+                <w:rFonts w:hint="eastAsia"/>
+              </w:rPr>
+              <w:t xml:space="preserve">和个人敏感字段</w:t>
+            </w:r>
+          </w:p>
+        </w:tc>
+      </w:tr>
+      <w:tr>
+        <w:tc>
+          <w:tcPr/>
+          <w:p>
+            <w:pPr>
+              <w:pStyle w:val="Compact"/>
+            </w:pPr>
+            <w:r>
+              <w:rPr>
+                <w:rFonts w:hint="eastAsia"/>
+              </w:rPr>
+              <w:t xml:space="preserve">访问控制</w:t>
+            </w:r>
+          </w:p>
+        </w:tc>
+        <w:tc>
+          <w:tcPr/>
+          <w:p>
+            <w:pPr>
+              <w:pStyle w:val="Compact"/>
+            </w:pPr>
+            <w:r>
+              <w:rPr>
+                <w:rFonts w:hint="eastAsia"/>
+              </w:rPr>
+              <w:t xml:space="preserve">管理后台仅限管理员演示账号使用，不向访客或家长开放</w:t>
+            </w:r>
+          </w:p>
+        </w:tc>
+      </w:tr>
+    </w:tbl>
+    <w:bookmarkEnd w:id="24"/>
+    <w:bookmarkStart w:id="25" w:name="已知问题"/>
+    <w:p>
+      <w:pPr>
+        <w:pStyle w:val="Heading3"/>
+      </w:pPr>
+      <w:r>
+        <w:rPr>
+          <w:rFonts w:hint="eastAsia"/>
+        </w:rPr>
+        <w:t xml:space="preserve">已知问题</w:t>
+      </w:r>
+    </w:p>
+    <w:tbl>
+      <w:tblPr>
+        <w:tblStyle w:val="Table"/>
+        <w:tblW w:type="auto" w:w="0"/>
+        <w:tblLook w:firstRow="1" w:lastRow="0" w:firstColumn="0" w:lastColumn="0" w:noHBand="0" w:noVBand="0" w:val="0020"/>
+      </w:tblPr>
+      <w:tblGrid>
+        <w:gridCol w:w="1980"/>
+        <w:gridCol w:w="1980"/>
+        <w:gridCol w:w="1980"/>
+        <w:gridCol w:w="1980"/>
+      </w:tblGrid>
+      <w:tr>
+        <w:trPr>
+          <w:tblHeader w:val="on"/>
+        </w:trPr>
+        <w:tc>
+          <w:tcPr/>
+          <w:p>
+            <w:pPr>
+              <w:pStyle w:val="Compact"/>
+            </w:pPr>
+            <w:r>
+              <w:rPr>
+                <w:rFonts w:hint="eastAsia"/>
+              </w:rPr>
+              <w:t xml:space="preserve">编号</w:t>
+            </w:r>
+          </w:p>
+        </w:tc>
+        <w:tc>
+          <w:tcPr/>
+          <w:p>
+            <w:pPr>
+              <w:pStyle w:val="Compact"/>
+            </w:pPr>
+            <w:r>
+              <w:rPr>
+                <w:rFonts w:hint="eastAsia"/>
+              </w:rPr>
+              <w:t xml:space="preserve">问题</w:t>
+            </w:r>
+          </w:p>
+        </w:tc>
+        <w:tc>
+          <w:tcPr/>
+          <w:p>
+            <w:pPr>
+              <w:pStyle w:val="Compact"/>
+            </w:pPr>
+            <w:r>
+              <w:rPr>
+                <w:rFonts w:hint="eastAsia"/>
+              </w:rPr>
+              <w:t xml:space="preserve">影响</w:t>
+            </w:r>
+          </w:p>
+        </w:tc>
+        <w:tc>
+          <w:tcPr/>
+          <w:p>
+            <w:pPr>
+              <w:pStyle w:val="Compact"/>
+            </w:pPr>
+            <w:r>
+              <w:t xml:space="preserve">V1.3 </w:t>
+            </w:r>
+            <w:r>
+              <w:rPr>
+                <w:rFonts w:hint="eastAsia"/>
+              </w:rPr>
+              <w:t xml:space="preserve">处理方式</w:t>
+            </w:r>
+          </w:p>
+        </w:tc>
+      </w:tr>
+      <w:tr>
+        <w:tc>
+          <w:tcPr/>
+          <w:p>
+            <w:pPr>
+              <w:pStyle w:val="Compact"/>
+            </w:pPr>
+            <w:r>
+              <w:t xml:space="preserve">KN-001</w:t>
+            </w:r>
+          </w:p>
+        </w:tc>
+        <w:tc>
+          <w:tcPr/>
+          <w:p>
+            <w:pPr>
+              <w:pStyle w:val="Compact"/>
+            </w:pPr>
+            <w:r>
+              <w:rPr>
+                <w:rFonts w:hint="eastAsia"/>
+              </w:rPr>
+              <w:t xml:space="preserve">意图识别以规则和关键词为主</w:t>
+            </w:r>
+          </w:p>
+        </w:tc>
+        <w:tc>
+          <w:tcPr/>
+          <w:p>
+            <w:pPr>
+              <w:pStyle w:val="Compact"/>
+            </w:pPr>
+            <w:r>
+              <w:rPr>
+                <w:rFonts w:hint="eastAsia"/>
+              </w:rPr>
+              <w:t xml:space="preserve">对复杂问法和多轮省略理解有限</w:t>
+            </w:r>
+          </w:p>
+        </w:tc>
+        <w:tc>
+          <w:tcPr/>
+          <w:p>
+            <w:pPr>
+              <w:pStyle w:val="Compact"/>
+            </w:pPr>
+            <w:r>
+              <w:rPr>
+                <w:rFonts w:hint="eastAsia"/>
+              </w:rPr>
+              <w:t xml:space="preserve">在用户手册中提示建议问法，保留反馈入口</w:t>
+            </w:r>
+          </w:p>
+        </w:tc>
+      </w:tr>
+      <w:tr>
+        <w:tc>
+          <w:tcPr/>
+          <w:p>
+            <w:pPr>
+              <w:pStyle w:val="Compact"/>
+            </w:pPr>
+            <w:r>
+              <w:t xml:space="preserve">KN-002</w:t>
+            </w:r>
+          </w:p>
+        </w:tc>
+        <w:tc>
+          <w:tcPr/>
+          <w:p>
+            <w:pPr>
+              <w:pStyle w:val="Compact"/>
+            </w:pPr>
+            <w:r>
+              <w:rPr>
+                <w:rFonts w:hint="eastAsia"/>
+              </w:rPr>
+              <w:t xml:space="preserve">查询数据为种子数据和模拟数据</w:t>
+            </w:r>
+          </w:p>
+        </w:tc>
+        <w:tc>
+          <w:tcPr/>
+          <w:p>
+            <w:pPr>
+              <w:pStyle w:val="Compact"/>
+            </w:pPr>
+            <w:r>
+              <w:rPr>
+                <w:rFonts w:hint="eastAsia"/>
+              </w:rPr>
+              <w:t xml:space="preserve">不能代表真实教务、OA</w:t>
+            </w:r>
+            <w:r>
+              <w:t xml:space="preserve"> </w:t>
+            </w:r>
+            <w:r>
+              <w:rPr>
+                <w:rFonts w:hint="eastAsia"/>
+              </w:rPr>
+              <w:t xml:space="preserve">或招生系统结果</w:t>
+            </w:r>
+          </w:p>
+        </w:tc>
+        <w:tc>
+          <w:tcPr/>
+          <w:p>
+            <w:pPr>
+              <w:pStyle w:val="Compact"/>
+            </w:pPr>
+            <w:r>
+              <w:rPr>
+                <w:rFonts w:hint="eastAsia"/>
+              </w:rPr>
+              <w:t xml:space="preserve">在所有正式文档中声明演示数据范围</w:t>
+            </w:r>
+          </w:p>
+        </w:tc>
+      </w:tr>
+      <w:tr>
+        <w:tc>
+          <w:tcPr/>
+          <w:p>
+            <w:pPr>
+              <w:pStyle w:val="Compact"/>
+            </w:pPr>
+            <w:r>
+              <w:t xml:space="preserve">KN-003</w:t>
+            </w:r>
+          </w:p>
+        </w:tc>
+        <w:tc>
+          <w:tcPr/>
+          <w:p>
+            <w:pPr>
+              <w:pStyle w:val="Compact"/>
+            </w:pPr>
+            <w:r>
+              <w:rPr>
+                <w:rFonts w:hint="eastAsia"/>
+              </w:rPr>
+              <w:t xml:space="preserve">家长和访客能力未接入真实认证</w:t>
+            </w:r>
+          </w:p>
+        </w:tc>
+        <w:tc>
+          <w:tcPr/>
+          <w:p>
+            <w:pPr>
+              <w:pStyle w:val="Compact"/>
+            </w:pPr>
+            <w:r>
+              <w:rPr>
+                <w:rFonts w:hint="eastAsia"/>
+              </w:rPr>
+              <w:t xml:space="preserve">无法完成真实家长授权或访客个性化服务</w:t>
+            </w:r>
+          </w:p>
+        </w:tc>
+        <w:tc>
+          <w:tcPr/>
+          <w:p>
+            <w:pPr>
+              <w:pStyle w:val="Compact"/>
+            </w:pPr>
+            <w:r>
+              <w:rPr>
+                <w:rFonts w:hint="eastAsia"/>
+              </w:rPr>
+              <w:t xml:space="preserve">标记为延后/受限，不纳入</w:t>
+            </w:r>
+            <w:r>
+              <w:t xml:space="preserve"> V1.3 </w:t>
+            </w:r>
+            <w:r>
+              <w:rPr>
+                <w:rFonts w:hint="eastAsia"/>
+              </w:rPr>
+              <w:t xml:space="preserve">验收</w:t>
+            </w:r>
+          </w:p>
+        </w:tc>
+      </w:tr>
+      <w:tr>
+        <w:tc>
+          <w:tcPr/>
+          <w:p>
+            <w:pPr>
+              <w:pStyle w:val="Compact"/>
+            </w:pPr>
+            <w:r>
+              <w:t xml:space="preserve">KN-004</w:t>
+            </w:r>
+          </w:p>
+        </w:tc>
+        <w:tc>
+          <w:tcPr/>
+          <w:p>
+            <w:pPr>
+              <w:pStyle w:val="Compact"/>
+            </w:pPr>
+            <w:r>
+              <w:rPr>
+                <w:rFonts w:hint="eastAsia"/>
+              </w:rPr>
+              <w:t xml:space="preserve">当前未配置生产级监控告警</w:t>
+            </w:r>
+          </w:p>
+        </w:tc>
+        <w:tc>
+          <w:tcPr/>
+          <w:p>
+            <w:pPr>
+              <w:pStyle w:val="Compact"/>
+            </w:pPr>
+            <w:r>
+              <w:rPr>
+                <w:rFonts w:hint="eastAsia"/>
+              </w:rPr>
+              <w:t xml:space="preserve">无法满足正式运维</w:t>
+            </w:r>
+            <w:r>
+              <w:t xml:space="preserve"> SLA</w:t>
+            </w:r>
+          </w:p>
+        </w:tc>
+        <w:tc>
+          <w:tcPr/>
+          <w:p>
+            <w:pPr>
+              <w:pStyle w:val="Compact"/>
+            </w:pPr>
+            <w:r>
+              <w:rPr>
+                <w:rFonts w:hint="eastAsia"/>
+              </w:rPr>
+              <w:t xml:space="preserve">仅提供课堂演示级健康检查和日志排查流程</w:t>
+            </w:r>
+          </w:p>
+        </w:tc>
+      </w:tr>
+      <w:tr>
+        <w:tc>
+          <w:tcPr/>
+          <w:p>
+            <w:pPr>
+              <w:pStyle w:val="Compact"/>
+            </w:pPr>
+            <w:r>
+              <w:t xml:space="preserve">KN-005</w:t>
+            </w:r>
+          </w:p>
+        </w:tc>
+        <w:tc>
+          <w:tcPr/>
+          <w:p>
+            <w:pPr>
+              <w:pStyle w:val="Compact"/>
+            </w:pPr>
+            <w:r>
+              <w:rPr>
+                <w:rFonts w:hint="eastAsia"/>
+              </w:rPr>
+              <w:t xml:space="preserve">文档中的外部域名为占位</w:t>
+            </w:r>
+          </w:p>
+        </w:tc>
+        <w:tc>
+          <w:tcPr/>
+          <w:p>
+            <w:pPr>
+              <w:pStyle w:val="Compact"/>
+            </w:pPr>
+            <w:r>
+              <w:rPr>
+                <w:rFonts w:hint="eastAsia"/>
+              </w:rPr>
+              <w:t xml:space="preserve">无法直接作为正式入口访问</w:t>
+            </w:r>
+          </w:p>
+        </w:tc>
+        <w:tc>
+          <w:tcPr/>
+          <w:p>
+            <w:pPr>
+              <w:pStyle w:val="Compact"/>
+            </w:pPr>
+            <w:r>
+              <w:rPr>
+                <w:rFonts w:hint="eastAsia"/>
+              </w:rPr>
+              <w:t xml:space="preserve">安装和部署文档统一改为本地地址或占位说明</w:t>
+            </w:r>
+          </w:p>
+        </w:tc>
+      </w:tr>
+    </w:tbl>
+    <w:p>
+      <w:pPr>
+        <w:pStyle w:val="BodyText"/>
+      </w:pPr>
+      <w:r>
+        <w:rPr>
+          <w:rFonts w:hint="eastAsia"/>
+        </w:rPr>
+        <w:t xml:space="preserve">软件安装手册</w:t>
+      </w:r>
+      <w:r>
+        <w:t xml:space="preserve"> </w:t>
+      </w:r>
+      <w:r>
+        <w:rPr>
+          <w:rFonts w:hint="eastAsia"/>
+        </w:rPr>
+        <w:t xml:space="preserve">已按上述边界描述，不包含生产上线承诺。</w:t>
+      </w:r>
+    </w:p>
+    <w:bookmarkEnd w:id="25"/>
+    <w:bookmarkEnd w:id="26"/>
+    <w:bookmarkStart w:id="27" w:name="Xa6507217cb0939d7511e6f5ed7fd8f55e62a287"/>
+    <w:p>
+      <w:pPr>
+        <w:pStyle w:val="Heading2"/>
+      </w:pPr>
+      <w:r>
+        <w:t xml:space="preserve">7. V1.2 </w:t>
+      </w:r>
+      <w:r>
+        <w:rPr>
+          <w:rFonts w:hint="eastAsia"/>
+        </w:rPr>
+        <w:t xml:space="preserve">安装后安全检查</w:t>
+      </w:r>
+    </w:p>
+    <w:tbl>
+      <w:tblPr>
+        <w:tblStyle w:val="Table"/>
+        <w:tblW w:type="auto" w:w="0"/>
+        <w:tblLook w:firstRow="1" w:lastRow="0" w:firstColumn="0" w:lastColumn="0" w:noHBand="0" w:noVBand="0" w:val="0020"/>
+      </w:tblPr>
+      <w:tblGrid>
+        <w:gridCol w:w="2640"/>
+        <w:gridCol w:w="2640"/>
+        <w:gridCol w:w="2640"/>
+      </w:tblGrid>
+      <w:tr>
+        <w:trPr>
+          <w:tblHeader w:val="on"/>
+        </w:trPr>
+        <w:tc>
+          <w:tcPr/>
+          <w:p>
+            <w:pPr>
+              <w:pStyle w:val="Compact"/>
+            </w:pPr>
+            <w:r>
+              <w:rPr>
+                <w:rFonts w:hint="eastAsia"/>
+              </w:rPr>
+              <w:t xml:space="preserve">检查项</w:t>
+            </w:r>
+          </w:p>
+        </w:tc>
+        <w:tc>
+          <w:tcPr/>
+          <w:p>
+            <w:pPr>
+              <w:pStyle w:val="Compact"/>
+            </w:pPr>
+            <w:r>
+              <w:rPr>
+                <w:rFonts w:hint="eastAsia"/>
+              </w:rPr>
+              <w:t xml:space="preserve">操作</w:t>
+            </w:r>
+          </w:p>
+        </w:tc>
+        <w:tc>
+          <w:tcPr/>
+          <w:p>
+            <w:pPr>
+              <w:pStyle w:val="Compact"/>
+            </w:pPr>
+            <w:r>
+              <w:rPr>
+                <w:rFonts w:hint="eastAsia"/>
+              </w:rPr>
+              <w:t xml:space="preserve">通过标准</w:t>
+            </w:r>
+          </w:p>
+        </w:tc>
+      </w:tr>
+      <w:tr>
+        <w:tc>
+          <w:tcPr/>
+          <w:p>
+            <w:pPr>
+              <w:pStyle w:val="Compact"/>
+            </w:pPr>
+            <w:r>
+              <w:rPr>
+                <w:rFonts w:hint="eastAsia"/>
+              </w:rPr>
+              <w:t xml:space="preserve">端口暴露</w:t>
+            </w:r>
+          </w:p>
+        </w:tc>
+        <w:tc>
+          <w:tcPr/>
+          <w:p>
+            <w:pPr>
+              <w:pStyle w:val="Compact"/>
+            </w:pPr>
+            <w:r>
+              <w:rPr>
+                <w:rFonts w:hint="eastAsia"/>
+              </w:rPr>
+              <w:t xml:space="preserve">确认服务仅绑定本机或受控网段</w:t>
+            </w:r>
+          </w:p>
+        </w:tc>
+        <w:tc>
+          <w:tcPr/>
+          <w:p>
+            <w:pPr>
+              <w:pStyle w:val="Compact"/>
+            </w:pPr>
+            <w:r>
+              <w:rPr>
+                <w:rFonts w:hint="eastAsia"/>
+              </w:rPr>
+              <w:t xml:space="preserve">不暴露到公网</w:t>
+            </w:r>
+          </w:p>
+        </w:tc>
+      </w:tr>
+      <w:tr>
+        <w:tc>
+          <w:tcPr/>
+          <w:p>
+            <w:pPr>
+              <w:pStyle w:val="Compact"/>
+            </w:pPr>
+            <w:r>
+              <w:rPr>
+                <w:rFonts w:hint="eastAsia"/>
+              </w:rPr>
+              <w:t xml:space="preserve">密码配置</w:t>
+            </w:r>
+          </w:p>
+        </w:tc>
+        <w:tc>
+          <w:tcPr/>
+          <w:p>
+            <w:pPr>
+              <w:pStyle w:val="Compact"/>
+            </w:pPr>
+            <w:r>
+              <w:rPr>
+                <w:rFonts w:hint="eastAsia"/>
+              </w:rPr>
+              <w:t xml:space="preserve">检查</w:t>
+            </w:r>
+            <w:r>
+              <w:t xml:space="preserve"> </w:t>
+            </w:r>
+            <w:r>
+              <w:rPr>
+                <w:rStyle w:val="VerbatimChar"/>
+              </w:rPr>
+              <w:t xml:space="preserve">.env</w:t>
+            </w:r>
+            <w:r>
+              <w:t xml:space="preserve"> </w:t>
+            </w:r>
+            <w:r>
+              <w:rPr>
+                <w:rFonts w:hint="eastAsia"/>
+              </w:rPr>
+              <w:t xml:space="preserve">或本地配置</w:t>
+            </w:r>
+          </w:p>
+        </w:tc>
+        <w:tc>
+          <w:tcPr/>
+          <w:p>
+            <w:pPr>
+              <w:pStyle w:val="Compact"/>
+            </w:pPr>
+            <w:r>
+              <w:rPr>
+                <w:rFonts w:hint="eastAsia"/>
+              </w:rPr>
+              <w:t xml:space="preserve">无真实密码提交到仓库</w:t>
+            </w:r>
+          </w:p>
+        </w:tc>
+      </w:tr>
+      <w:tr>
+        <w:tc>
+          <w:tcPr/>
+          <w:p>
+            <w:pPr>
+              <w:pStyle w:val="Compact"/>
+            </w:pPr>
+            <w:r>
+              <w:rPr>
+                <w:rFonts w:hint="eastAsia"/>
+              </w:rPr>
+              <w:t xml:space="preserve">演示数据</w:t>
+            </w:r>
+          </w:p>
+        </w:tc>
+        <w:tc>
+          <w:tcPr/>
+          <w:p>
+            <w:pPr>
+              <w:pStyle w:val="Compact"/>
+            </w:pPr>
+            <w:r>
+              <w:rPr>
+                <w:rFonts w:hint="eastAsia"/>
+              </w:rPr>
+              <w:t xml:space="preserve">抽查数据库内容</w:t>
+            </w:r>
+          </w:p>
+        </w:tc>
+        <w:tc>
+          <w:tcPr/>
+          <w:p>
+            <w:pPr>
+              <w:pStyle w:val="Compact"/>
+            </w:pPr>
+            <w:r>
+              <w:rPr>
+                <w:rFonts w:hint="eastAsia"/>
+              </w:rPr>
+              <w:t xml:space="preserve">不含真实个人敏感数据</w:t>
+            </w:r>
+          </w:p>
+        </w:tc>
+      </w:tr>
+      <w:tr>
+        <w:tc>
+          <w:tcPr/>
+          <w:p>
+            <w:pPr>
+              <w:pStyle w:val="Compact"/>
+            </w:pPr>
+            <w:r>
+              <w:rPr>
+                <w:rFonts w:hint="eastAsia"/>
+              </w:rPr>
+              <w:t xml:space="preserve">管理后台</w:t>
+            </w:r>
+          </w:p>
+        </w:tc>
+        <w:tc>
+          <w:tcPr/>
+          <w:p>
+            <w:pPr>
+              <w:pStyle w:val="Compact"/>
+            </w:pPr>
+            <w:r>
+              <w:rPr>
+                <w:rFonts w:hint="eastAsia"/>
+              </w:rPr>
+              <w:t xml:space="preserve">使用非管理员账号访问</w:t>
+            </w:r>
+          </w:p>
+        </w:tc>
+        <w:tc>
+          <w:tcPr/>
+          <w:p>
+            <w:pPr>
+              <w:pStyle w:val="Compact"/>
+            </w:pPr>
+            <w:r>
+              <w:rPr>
+                <w:rFonts w:hint="eastAsia"/>
+              </w:rPr>
+              <w:t xml:space="preserve">应拒绝进入管理功能</w:t>
+            </w:r>
+          </w:p>
+        </w:tc>
+      </w:tr>
+      <w:tr>
+        <w:tc>
+          <w:tcPr/>
+          <w:p>
+            <w:pPr>
+              <w:pStyle w:val="Compact"/>
+            </w:pPr>
+            <w:r>
+              <w:rPr>
+                <w:rFonts w:hint="eastAsia"/>
+              </w:rPr>
+              <w:t xml:space="preserve">日志内容</w:t>
+            </w:r>
+          </w:p>
+        </w:tc>
+        <w:tc>
+          <w:tcPr/>
+          <w:p>
+            <w:pPr>
+              <w:pStyle w:val="Compact"/>
+            </w:pPr>
+            <w:r>
+              <w:rPr>
+                <w:rFonts w:hint="eastAsia"/>
+              </w:rPr>
+              <w:t xml:space="preserve">查看后端日志</w:t>
+            </w:r>
+          </w:p>
+        </w:tc>
+        <w:tc>
+          <w:tcPr/>
+          <w:p>
+            <w:pPr>
+              <w:pStyle w:val="Compact"/>
+            </w:pPr>
+            <w:r>
+              <w:rPr>
+                <w:rFonts w:hint="eastAsia"/>
+              </w:rPr>
+              <w:t xml:space="preserve">不输出密码、token、身份证号等字段</w:t>
+            </w:r>
+          </w:p>
+        </w:tc>
+      </w:tr>
+    </w:tbl>
+    <w:bookmarkEnd w:id="27"/>
+    <w:bookmarkStart w:id="28" w:name="X06252639a957159e98961b19ae8b0309e97825f"/>
+    <w:p>
+      <w:pPr>
+        <w:pStyle w:val="Heading2"/>
+      </w:pPr>
+      <w:r>
+        <w:t xml:space="preserve">8. V1.2 </w:t>
+      </w:r>
+      <w:r>
+        <w:rPr>
+          <w:rFonts w:hint="eastAsia"/>
+        </w:rPr>
+        <w:t xml:space="preserve">常见安装问题</w:t>
+      </w:r>
+    </w:p>
+    <w:tbl>
+      <w:tblPr>
+        <w:tblStyle w:val="Table"/>
+        <w:tblW w:type="auto" w:w="0"/>
+        <w:tblLook w:firstRow="1" w:lastRow="0" w:firstColumn="0" w:lastColumn="0" w:noHBand="0" w:noVBand="0" w:val="0020"/>
+      </w:tblPr>
+      <w:tblGrid>
+        <w:gridCol w:w="2640"/>
+        <w:gridCol w:w="2640"/>
+        <w:gridCol w:w="2640"/>
+      </w:tblGrid>
+      <w:tr>
+        <w:trPr>
+          <w:tblHeader w:val="on"/>
+        </w:trPr>
+        <w:tc>
+          <w:tcPr/>
+          <w:p>
+            <w:pPr>
+              <w:pStyle w:val="Compact"/>
+            </w:pPr>
+            <w:r>
+              <w:rPr>
+                <w:rFonts w:hint="eastAsia"/>
+              </w:rPr>
+              <w:t xml:space="preserve">问题</w:t>
+            </w:r>
+          </w:p>
+        </w:tc>
+        <w:tc>
+          <w:tcPr/>
+          <w:p>
+            <w:pPr>
+              <w:pStyle w:val="Compact"/>
+            </w:pPr>
+            <w:r>
+              <w:rPr>
+                <w:rFonts w:hint="eastAsia"/>
+              </w:rPr>
+              <w:t xml:space="preserve">可能原因</w:t>
+            </w:r>
+          </w:p>
+        </w:tc>
+        <w:tc>
+          <w:tcPr/>
+          <w:p>
+            <w:pPr>
+              <w:pStyle w:val="Compact"/>
+            </w:pPr>
+            <w:r>
+              <w:rPr>
+                <w:rFonts w:hint="eastAsia"/>
+              </w:rPr>
+              <w:t xml:space="preserve">处理</w:t>
+            </w:r>
+          </w:p>
+        </w:tc>
+      </w:tr>
+      <w:tr>
+        <w:tc>
+          <w:tcPr/>
+          <w:p>
+            <w:pPr>
+              <w:pStyle w:val="Compact"/>
+            </w:pPr>
+            <w:r>
+              <w:rPr>
+                <w:rStyle w:val="VerbatimChar"/>
+              </w:rPr>
+              <w:t xml:space="preserve">pip install</w:t>
+            </w:r>
+            <w:r>
+              <w:t xml:space="preserve"> </w:t>
+            </w:r>
+            <w:r>
+              <w:rPr>
+                <w:rFonts w:hint="eastAsia"/>
+              </w:rPr>
+              <w:t xml:space="preserve">失败</w:t>
+            </w:r>
+          </w:p>
+        </w:tc>
+        <w:tc>
+          <w:tcPr/>
+          <w:p>
+            <w:pPr>
+              <w:pStyle w:val="Compact"/>
+            </w:pPr>
+            <w:r>
+              <w:t xml:space="preserve">Python </w:t>
+            </w:r>
+            <w:r>
+              <w:rPr>
+                <w:rFonts w:hint="eastAsia"/>
+              </w:rPr>
+              <w:t xml:space="preserve">版本或网络源问题</w:t>
+            </w:r>
+          </w:p>
+        </w:tc>
+        <w:tc>
+          <w:tcPr/>
+          <w:p>
+            <w:pPr>
+              <w:pStyle w:val="Compact"/>
+            </w:pPr>
+            <w:r>
+              <w:rPr>
+                <w:rFonts w:hint="eastAsia"/>
+              </w:rPr>
+              <w:t xml:space="preserve">切换</w:t>
+            </w:r>
+            <w:r>
+              <w:t xml:space="preserve"> Python </w:t>
+            </w:r>
+            <w:r>
+              <w:rPr>
+                <w:rFonts w:hint="eastAsia"/>
+              </w:rPr>
+              <w:t xml:space="preserve">3.9/3.10，使用课程指定镜像源</w:t>
+            </w:r>
+          </w:p>
+        </w:tc>
+      </w:tr>
+      <w:tr>
+        <w:tc>
+          <w:tcPr/>
+          <w:p>
+            <w:pPr>
+              <w:pStyle w:val="Compact"/>
+            </w:pPr>
+            <w:r>
+              <w:rPr>
+                <w:rStyle w:val="VerbatimChar"/>
+              </w:rPr>
+              <w:t xml:space="preserve">npm install</w:t>
+            </w:r>
+            <w:r>
+              <w:t xml:space="preserve"> </w:t>
+            </w:r>
+            <w:r>
+              <w:rPr>
+                <w:rFonts w:hint="eastAsia"/>
+              </w:rPr>
+              <w:t xml:space="preserve">失败</w:t>
+            </w:r>
+          </w:p>
+        </w:tc>
+        <w:tc>
+          <w:tcPr/>
+          <w:p>
+            <w:pPr>
+              <w:pStyle w:val="Compact"/>
+            </w:pPr>
+            <w:r>
+              <w:t xml:space="preserve">Node.js </w:t>
+            </w:r>
+            <w:r>
+              <w:rPr>
+                <w:rFonts w:hint="eastAsia"/>
+              </w:rPr>
+              <w:t xml:space="preserve">版本过低或缓存异常</w:t>
+            </w:r>
+          </w:p>
+        </w:tc>
+        <w:tc>
+          <w:tcPr/>
+          <w:p>
+            <w:pPr>
+              <w:pStyle w:val="Compact"/>
+            </w:pPr>
+            <w:r>
+              <w:rPr>
+                <w:rFonts w:hint="eastAsia"/>
+              </w:rPr>
+              <w:t xml:space="preserve">升级</w:t>
+            </w:r>
+            <w:r>
+              <w:t xml:space="preserve"> </w:t>
+            </w:r>
+            <w:r>
+              <w:rPr>
+                <w:rFonts w:hint="eastAsia"/>
+              </w:rPr>
+              <w:t xml:space="preserve">Node.js，清理</w:t>
+            </w:r>
+            <w:r>
+              <w:t xml:space="preserve"> npm </w:t>
+            </w:r>
+            <w:r>
+              <w:rPr>
+                <w:rFonts w:hint="eastAsia"/>
+              </w:rPr>
+              <w:t xml:space="preserve">缓存后重试</w:t>
+            </w:r>
+          </w:p>
+        </w:tc>
+      </w:tr>
+      <w:tr>
+        <w:tc>
+          <w:tcPr/>
+          <w:p>
+            <w:pPr>
+              <w:pStyle w:val="Compact"/>
+            </w:pPr>
+            <w:r>
+              <w:rPr>
+                <w:rFonts w:hint="eastAsia"/>
+              </w:rPr>
+              <w:t xml:space="preserve">端口被占用</w:t>
+            </w:r>
+          </w:p>
+        </w:tc>
+        <w:tc>
+          <w:tcPr/>
+          <w:p>
+            <w:pPr>
+              <w:pStyle w:val="Compact"/>
+            </w:pPr>
+            <w:r>
+              <w:rPr>
+                <w:rFonts w:hint="eastAsia"/>
+              </w:rPr>
+              <w:t xml:space="preserve">本机已有服务运行</w:t>
+            </w:r>
+          </w:p>
+        </w:tc>
+        <w:tc>
+          <w:tcPr/>
+          <w:p>
+            <w:pPr>
+              <w:pStyle w:val="Compact"/>
+            </w:pPr>
+            <w:r>
+              <w:rPr>
+                <w:rFonts w:hint="eastAsia"/>
+              </w:rPr>
+              <w:t xml:space="preserve">修改端口或停止占用进程</w:t>
+            </w:r>
+          </w:p>
+        </w:tc>
+      </w:tr>
+      <w:tr>
+        <w:tc>
+          <w:tcPr/>
+          <w:p>
+            <w:pPr>
+              <w:pStyle w:val="Compact"/>
+            </w:pPr>
+            <w:r>
+              <w:rPr>
+                <w:rFonts w:hint="eastAsia"/>
+              </w:rPr>
+              <w:t xml:space="preserve">登录失败</w:t>
+            </w:r>
+          </w:p>
+        </w:tc>
+        <w:tc>
+          <w:tcPr/>
+          <w:p>
+            <w:pPr>
+              <w:pStyle w:val="Compact"/>
+            </w:pPr>
+            <w:r>
+              <w:rPr>
+                <w:rFonts w:hint="eastAsia"/>
+              </w:rPr>
+              <w:t xml:space="preserve">种子数据未初始化</w:t>
+            </w:r>
+          </w:p>
+        </w:tc>
+        <w:tc>
+          <w:tcPr/>
+          <w:p>
+            <w:pPr>
+              <w:pStyle w:val="Compact"/>
+            </w:pPr>
+            <w:r>
+              <w:rPr>
+                <w:rFonts w:hint="eastAsia"/>
+              </w:rPr>
+              <w:t xml:space="preserve">重新执行初始化脚本或重建演示库</w:t>
+            </w:r>
+          </w:p>
+        </w:tc>
+      </w:tr>
+      <w:tr>
+        <w:tc>
+          <w:tcPr/>
+          <w:p>
+            <w:pPr>
+              <w:pStyle w:val="Compact"/>
+            </w:pPr>
+            <w:r>
+              <w:rPr>
+                <w:rFonts w:hint="eastAsia"/>
+              </w:rPr>
+              <w:t xml:space="preserve">页面请求</w:t>
+            </w:r>
+            <w:r>
+              <w:t xml:space="preserve"> 404</w:t>
+            </w:r>
+          </w:p>
+        </w:tc>
+        <w:tc>
+          <w:tcPr/>
+          <w:p>
+            <w:pPr>
+              <w:pStyle w:val="Compact"/>
+            </w:pPr>
+            <w:r>
+              <w:rPr>
+                <w:rFonts w:hint="eastAsia"/>
+              </w:rPr>
+              <w:t xml:space="preserve">前端</w:t>
+            </w:r>
+            <w:r>
+              <w:t xml:space="preserve"> API </w:t>
+            </w:r>
+            <w:r>
+              <w:rPr>
+                <w:rFonts w:hint="eastAsia"/>
+              </w:rPr>
+              <w:t xml:space="preserve">地址配置错误</w:t>
+            </w:r>
+          </w:p>
+        </w:tc>
+        <w:tc>
+          <w:tcPr/>
+          <w:p>
+            <w:pPr>
+              <w:pStyle w:val="Compact"/>
+            </w:pPr>
+            <w:r>
+              <w:rPr>
+                <w:rFonts w:hint="eastAsia"/>
+              </w:rPr>
+              <w:t xml:space="preserve">检查</w:t>
+            </w:r>
+            <w:r>
+              <w:t xml:space="preserve"> </w:t>
+            </w:r>
+            <w:r>
+              <w:rPr>
+                <w:rStyle w:val="VerbatimChar"/>
+              </w:rPr>
+              <w:t xml:space="preserve">.env</w:t>
+            </w:r>
+            <w:r>
+              <w:t xml:space="preserve"> </w:t>
+            </w:r>
+            <w:r>
+              <w:rPr>
+                <w:rFonts w:hint="eastAsia"/>
+              </w:rPr>
+              <w:t xml:space="preserve">中后端地址</w:t>
+            </w:r>
+          </w:p>
+        </w:tc>
+      </w:tr>
+    </w:tbl>
+    <w:bookmarkEnd w:id="28"/>
+    <w:bookmarkEnd w:id="29"/>
     <w:sectPr>
       <w:footnotePr>
         <w:numRestart w:val="eachSect"/>

--- a/14-发布运维与用户手册/软件安装手册(SIM).docx
+++ b/14-发布运维与用户手册/软件安装手册(SIM).docx
@@ -13,10 +13,10 @@
         <w:t xml:space="preserve">软件安装手册(SIM)</w:t>
       </w:r>
       <w:r>
-        <w:t xml:space="preserve"> V1.2</w:t>
+        <w:t xml:space="preserve"> V1.3</w:t>
       </w:r>
     </w:p>
-    <w:bookmarkStart w:id="29" w:name="软件安装手册sim---校务问答机器人"/>
+    <w:bookmarkStart w:id="32" w:name="软件安装手册sim---校务问答机器人"/>
     <w:p>
       <w:pPr>
         <w:pStyle w:val="Heading1"/>
@@ -132,7 +132,7 @@
               <w:pStyle w:val="Compact"/>
             </w:pPr>
             <w:r>
-              <w:t xml:space="preserve">SRA2026-SIM-V1.2</w:t>
+              <w:t xml:space="preserve">SRA2026-SIM-V1.3</w:t>
             </w:r>
           </w:p>
         </w:tc>
@@ -219,7 +219,7 @@
               <w:pStyle w:val="Compact"/>
             </w:pPr>
             <w:r>
-              <w:t xml:space="preserve">V1.2</w:t>
+              <w:t xml:space="preserve">V1.3</w:t>
             </w:r>
           </w:p>
         </w:tc>
@@ -246,7 +246,7 @@
               <w:pStyle w:val="Compact"/>
             </w:pPr>
             <w:r>
-              <w:t xml:space="preserve">2026-05-28</w:t>
+              <w:t xml:space="preserve">2026-05-30</w:t>
             </w:r>
           </w:p>
         </w:tc>
@@ -276,7 +276,7 @@
               <w:rPr>
                 <w:rFonts w:hint="eastAsia"/>
               </w:rPr>
-              <w:t xml:space="preserve">运维安全补充</w:t>
+              <w:t xml:space="preserve">最终交付</w:t>
             </w:r>
           </w:p>
         </w:tc>
@@ -303,7 +303,7 @@
               <w:pStyle w:val="Compact"/>
             </w:pPr>
             <w:r>
-              <w:t xml:space="preserve">SRA2026-REQ-PROTOTYPE-V1.2</w:t>
+              <w:t xml:space="preserve">SRA2026-REQ-PROTOTYPE-V1.3</w:t>
             </w:r>
           </w:p>
         </w:tc>
@@ -467,7 +467,7 @@
         <w:rPr>
           <w:rFonts w:hint="eastAsia"/>
         </w:rPr>
-        <w:t xml:space="preserve">补充运维、安全、备份、已知问题和受限能力说明。</w:t>
+        <w:t xml:space="preserve">形成课程需求工程最终交付副本，固化验收、限制和移交说明。</w:t>
       </w:r>
     </w:p>
     <w:bookmarkEnd w:id="9"/>
@@ -756,6 +756,58 @@
           </w:p>
         </w:tc>
       </w:tr>
+      <w:tr>
+        <w:tc>
+          <w:tcPr/>
+          <w:p>
+            <w:pPr>
+              <w:pStyle w:val="Compact"/>
+            </w:pPr>
+            <w:r>
+              <w:t xml:space="preserve">V1.3</w:t>
+            </w:r>
+          </w:p>
+        </w:tc>
+        <w:tc>
+          <w:tcPr/>
+          <w:p>
+            <w:pPr>
+              <w:pStyle w:val="Compact"/>
+            </w:pPr>
+            <w:r>
+              <w:t xml:space="preserve">2026-05-30</w:t>
+            </w:r>
+          </w:p>
+        </w:tc>
+        <w:tc>
+          <w:tcPr/>
+          <w:p>
+            <w:pPr>
+              <w:pStyle w:val="Compact"/>
+            </w:pPr>
+            <w:r>
+              <w:rPr>
+                <w:rFonts w:hint="eastAsia"/>
+              </w:rPr>
+              <w:t xml:space="preserve">最终交付</w:t>
+            </w:r>
+          </w:p>
+        </w:tc>
+        <w:tc>
+          <w:tcPr/>
+          <w:p>
+            <w:pPr>
+              <w:pStyle w:val="Compact"/>
+            </w:pPr>
+            <w:r>
+              <w:rPr>
+                <w:rFonts w:hint="eastAsia"/>
+              </w:rPr>
+              <w:t xml:space="preserve">形成课程需求工程最终交付副本，固化验收、限制和移交说明。</w:t>
+            </w:r>
+          </w:p>
+        </w:tc>
+      </w:tr>
     </w:tbl>
     <w:bookmarkEnd w:id="11"/>
     <w:bookmarkStart w:id="12" w:name="Xadc22e3c91b4e76814645c9b0c6a35d7e5be0d3"/>
@@ -4126,7 +4178,807 @@
       </w:tr>
     </w:tbl>
     <w:bookmarkEnd w:id="28"/>
+    <w:bookmarkStart w:id="29" w:name="Xebb3b000f6a4b87c046f4a9f6d9359629c628df"/>
+    <w:p>
+      <w:pPr>
+        <w:pStyle w:val="Heading2"/>
+      </w:pPr>
+      <w:r>
+        <w:t xml:space="preserve">9. V1.3 </w:t>
+      </w:r>
+      <w:r>
+        <w:rPr>
+          <w:rFonts w:hint="eastAsia"/>
+        </w:rPr>
+        <w:t xml:space="preserve">最终安装验收</w:t>
+      </w:r>
+    </w:p>
+    <w:tbl>
+      <w:tblPr>
+        <w:tblStyle w:val="Table"/>
+        <w:tblW w:type="auto" w:w="0"/>
+        <w:tblLook w:firstRow="1" w:lastRow="0" w:firstColumn="0" w:lastColumn="0" w:noHBand="0" w:noVBand="0" w:val="0020"/>
+      </w:tblPr>
+      <w:tblGrid>
+        <w:gridCol w:w="2640"/>
+        <w:gridCol w:w="2640"/>
+        <w:gridCol w:w="2640"/>
+      </w:tblGrid>
+      <w:tr>
+        <w:trPr>
+          <w:tblHeader w:val="on"/>
+        </w:trPr>
+        <w:tc>
+          <w:tcPr/>
+          <w:p>
+            <w:pPr>
+              <w:pStyle w:val="Compact"/>
+            </w:pPr>
+            <w:r>
+              <w:rPr>
+                <w:rFonts w:hint="eastAsia"/>
+              </w:rPr>
+              <w:t xml:space="preserve">序号</w:t>
+            </w:r>
+          </w:p>
+        </w:tc>
+        <w:tc>
+          <w:tcPr/>
+          <w:p>
+            <w:pPr>
+              <w:pStyle w:val="Compact"/>
+            </w:pPr>
+            <w:r>
+              <w:rPr>
+                <w:rFonts w:hint="eastAsia"/>
+              </w:rPr>
+              <w:t xml:space="preserve">验收步骤</w:t>
+            </w:r>
+          </w:p>
+        </w:tc>
+        <w:tc>
+          <w:tcPr/>
+          <w:p>
+            <w:pPr>
+              <w:pStyle w:val="Compact"/>
+            </w:pPr>
+            <w:r>
+              <w:rPr>
+                <w:rFonts w:hint="eastAsia"/>
+              </w:rPr>
+              <w:t xml:space="preserve">预期结果</w:t>
+            </w:r>
+          </w:p>
+        </w:tc>
+      </w:tr>
+      <w:tr>
+        <w:tc>
+          <w:tcPr/>
+          <w:p>
+            <w:pPr>
+              <w:pStyle w:val="Compact"/>
+            </w:pPr>
+            <w:r>
+              <w:t xml:space="preserve">1</w:t>
+            </w:r>
+          </w:p>
+        </w:tc>
+        <w:tc>
+          <w:tcPr/>
+          <w:p>
+            <w:pPr>
+              <w:pStyle w:val="Compact"/>
+            </w:pPr>
+            <w:r>
+              <w:rPr>
+                <w:rFonts w:hint="eastAsia"/>
+              </w:rPr>
+              <w:t xml:space="preserve">启动后端并访问健康检查</w:t>
+            </w:r>
+          </w:p>
+        </w:tc>
+        <w:tc>
+          <w:tcPr/>
+          <w:p>
+            <w:pPr>
+              <w:pStyle w:val="Compact"/>
+            </w:pPr>
+            <w:r>
+              <w:rPr>
+                <w:rFonts w:hint="eastAsia"/>
+              </w:rPr>
+              <w:t xml:space="preserve">返回</w:t>
+            </w:r>
+            <w:r>
+              <w:t xml:space="preserve"> UP </w:t>
+            </w:r>
+            <w:r>
+              <w:rPr>
+                <w:rFonts w:hint="eastAsia"/>
+              </w:rPr>
+              <w:t xml:space="preserve">或等价健康状态</w:t>
+            </w:r>
+          </w:p>
+        </w:tc>
+      </w:tr>
+      <w:tr>
+        <w:tc>
+          <w:tcPr/>
+          <w:p>
+            <w:pPr>
+              <w:pStyle w:val="Compact"/>
+            </w:pPr>
+            <w:r>
+              <w:t xml:space="preserve">2</w:t>
+            </w:r>
+          </w:p>
+        </w:tc>
+        <w:tc>
+          <w:tcPr/>
+          <w:p>
+            <w:pPr>
+              <w:pStyle w:val="Compact"/>
+            </w:pPr>
+            <w:r>
+              <w:rPr>
+                <w:rFonts w:hint="eastAsia"/>
+              </w:rPr>
+              <w:t xml:space="preserve">启动用户前端</w:t>
+            </w:r>
+          </w:p>
+        </w:tc>
+        <w:tc>
+          <w:tcPr/>
+          <w:p>
+            <w:pPr>
+              <w:pStyle w:val="Compact"/>
+            </w:pPr>
+            <w:r>
+              <w:rPr>
+                <w:rFonts w:hint="eastAsia"/>
+              </w:rPr>
+              <w:t xml:space="preserve">聊天首页可打开</w:t>
+            </w:r>
+          </w:p>
+        </w:tc>
+      </w:tr>
+      <w:tr>
+        <w:tc>
+          <w:tcPr/>
+          <w:p>
+            <w:pPr>
+              <w:pStyle w:val="Compact"/>
+            </w:pPr>
+            <w:r>
+              <w:t xml:space="preserve">3</w:t>
+            </w:r>
+          </w:p>
+        </w:tc>
+        <w:tc>
+          <w:tcPr/>
+          <w:p>
+            <w:pPr>
+              <w:pStyle w:val="Compact"/>
+            </w:pPr>
+            <w:r>
+              <w:rPr>
+                <w:rFonts w:hint="eastAsia"/>
+              </w:rPr>
+              <w:t xml:space="preserve">使用</w:t>
+            </w:r>
+            <w:r>
+              <w:t xml:space="preserve"> student/123456 </w:t>
+            </w:r>
+            <w:r>
+              <w:rPr>
+                <w:rFonts w:hint="eastAsia"/>
+              </w:rPr>
+              <w:t xml:space="preserve">登录</w:t>
+            </w:r>
+          </w:p>
+        </w:tc>
+        <w:tc>
+          <w:tcPr/>
+          <w:p>
+            <w:pPr>
+              <w:pStyle w:val="Compact"/>
+            </w:pPr>
+            <w:r>
+              <w:rPr>
+                <w:rFonts w:hint="eastAsia"/>
+              </w:rPr>
+              <w:t xml:space="preserve">进入学生演示界面</w:t>
+            </w:r>
+          </w:p>
+        </w:tc>
+      </w:tr>
+      <w:tr>
+        <w:tc>
+          <w:tcPr/>
+          <w:p>
+            <w:pPr>
+              <w:pStyle w:val="Compact"/>
+            </w:pPr>
+            <w:r>
+              <w:t xml:space="preserve">4</w:t>
+            </w:r>
+          </w:p>
+        </w:tc>
+        <w:tc>
+          <w:tcPr/>
+          <w:p>
+            <w:pPr>
+              <w:pStyle w:val="Compact"/>
+            </w:pPr>
+            <w:r>
+              <w:rPr>
+                <w:rFonts w:hint="eastAsia"/>
+              </w:rPr>
+              <w:t xml:space="preserve">提问“今天有什么课”</w:t>
+            </w:r>
+          </w:p>
+        </w:tc>
+        <w:tc>
+          <w:tcPr/>
+          <w:p>
+            <w:pPr>
+              <w:pStyle w:val="Compact"/>
+            </w:pPr>
+            <w:r>
+              <w:rPr>
+                <w:rFonts w:hint="eastAsia"/>
+              </w:rPr>
+              <w:t xml:space="preserve">返回模拟课程结果</w:t>
+            </w:r>
+          </w:p>
+        </w:tc>
+      </w:tr>
+      <w:tr>
+        <w:tc>
+          <w:tcPr/>
+          <w:p>
+            <w:pPr>
+              <w:pStyle w:val="Compact"/>
+            </w:pPr>
+            <w:r>
+              <w:t xml:space="preserve">5</w:t>
+            </w:r>
+          </w:p>
+        </w:tc>
+        <w:tc>
+          <w:tcPr/>
+          <w:p>
+            <w:pPr>
+              <w:pStyle w:val="Compact"/>
+            </w:pPr>
+            <w:r>
+              <w:rPr>
+                <w:rFonts w:hint="eastAsia"/>
+              </w:rPr>
+              <w:t xml:space="preserve">提问“怎么申请奖学金”</w:t>
+            </w:r>
+          </w:p>
+        </w:tc>
+        <w:tc>
+          <w:tcPr/>
+          <w:p>
+            <w:pPr>
+              <w:pStyle w:val="Compact"/>
+            </w:pPr>
+            <w:r>
+              <w:rPr>
+                <w:rFonts w:hint="eastAsia"/>
+              </w:rPr>
+              <w:t xml:space="preserve">返回办事流程样例</w:t>
+            </w:r>
+          </w:p>
+        </w:tc>
+      </w:tr>
+      <w:tr>
+        <w:tc>
+          <w:tcPr/>
+          <w:p>
+            <w:pPr>
+              <w:pStyle w:val="Compact"/>
+            </w:pPr>
+            <w:r>
+              <w:t xml:space="preserve">6</w:t>
+            </w:r>
+          </w:p>
+        </w:tc>
+        <w:tc>
+          <w:tcPr/>
+          <w:p>
+            <w:pPr>
+              <w:pStyle w:val="Compact"/>
+            </w:pPr>
+            <w:r>
+              <w:rPr>
+                <w:rFonts w:hint="eastAsia"/>
+              </w:rPr>
+              <w:t xml:space="preserve">启动管理前端并使用</w:t>
+            </w:r>
+            <w:r>
+              <w:t xml:space="preserve"> admin </w:t>
+            </w:r>
+            <w:r>
+              <w:rPr>
+                <w:rFonts w:hint="eastAsia"/>
+              </w:rPr>
+              <w:t xml:space="preserve">登录</w:t>
+            </w:r>
+          </w:p>
+        </w:tc>
+        <w:tc>
+          <w:tcPr/>
+          <w:p>
+            <w:pPr>
+              <w:pStyle w:val="Compact"/>
+            </w:pPr>
+            <w:r>
+              <w:rPr>
+                <w:rFonts w:hint="eastAsia"/>
+              </w:rPr>
+              <w:t xml:space="preserve">可查看知识库和统计样例</w:t>
+            </w:r>
+          </w:p>
+        </w:tc>
+      </w:tr>
+      <w:tr>
+        <w:tc>
+          <w:tcPr/>
+          <w:p>
+            <w:pPr>
+              <w:pStyle w:val="Compact"/>
+            </w:pPr>
+            <w:r>
+              <w:t xml:space="preserve">7</w:t>
+            </w:r>
+          </w:p>
+        </w:tc>
+        <w:tc>
+          <w:tcPr/>
+          <w:p>
+            <w:pPr>
+              <w:pStyle w:val="Compact"/>
+            </w:pPr>
+            <w:r>
+              <w:rPr>
+                <w:rFonts w:hint="eastAsia"/>
+              </w:rPr>
+              <w:t xml:space="preserve">新增一条知识条目</w:t>
+            </w:r>
+          </w:p>
+        </w:tc>
+        <w:tc>
+          <w:tcPr/>
+          <w:p>
+            <w:pPr>
+              <w:pStyle w:val="Compact"/>
+            </w:pPr>
+            <w:r>
+              <w:rPr>
+                <w:rFonts w:hint="eastAsia"/>
+              </w:rPr>
+              <w:t xml:space="preserve">条目保存成功并可用于后续查询</w:t>
+            </w:r>
+          </w:p>
+        </w:tc>
+      </w:tr>
+      <w:tr>
+        <w:tc>
+          <w:tcPr/>
+          <w:p>
+            <w:pPr>
+              <w:pStyle w:val="Compact"/>
+            </w:pPr>
+            <w:r>
+              <w:t xml:space="preserve">8</w:t>
+            </w:r>
+          </w:p>
+        </w:tc>
+        <w:tc>
+          <w:tcPr/>
+          <w:p>
+            <w:pPr>
+              <w:pStyle w:val="Compact"/>
+            </w:pPr>
+            <w:r>
+              <w:rPr>
+                <w:rFonts w:hint="eastAsia"/>
+              </w:rPr>
+              <w:t xml:space="preserve">使用访客模式查询公开信息</w:t>
+            </w:r>
+          </w:p>
+        </w:tc>
+        <w:tc>
+          <w:tcPr/>
+          <w:p>
+            <w:pPr>
+              <w:pStyle w:val="Compact"/>
+            </w:pPr>
+            <w:r>
+              <w:rPr>
+                <w:rFonts w:hint="eastAsia"/>
+              </w:rPr>
+              <w:t xml:space="preserve">可查公开样例，无法查个人数据</w:t>
+            </w:r>
+          </w:p>
+        </w:tc>
+      </w:tr>
+    </w:tbl>
     <w:bookmarkEnd w:id="29"/>
+    <w:bookmarkStart w:id="30" w:name="Xf3006655b80c74548ad747916c792ff781104d2"/>
+    <w:p>
+      <w:pPr>
+        <w:pStyle w:val="Heading2"/>
+      </w:pPr>
+      <w:r>
+        <w:t xml:space="preserve">10. </w:t>
+      </w:r>
+      <w:r>
+        <w:rPr>
+          <w:rFonts w:hint="eastAsia"/>
+        </w:rPr>
+        <w:t xml:space="preserve">卸载与清理</w:t>
+      </w:r>
+    </w:p>
+    <w:p>
+      <w:pPr>
+        <w:pStyle w:val="FirstParagraph"/>
+      </w:pPr>
+      <w:r>
+        <w:rPr>
+          <w:rFonts w:hint="eastAsia"/>
+        </w:rPr>
+        <w:t xml:space="preserve">停止后端和前端开发服务后，可删除虚拟环境、前端依赖目录和演示数据库文件。清理动作仅面向本地课程环境，不涉及正式用户数据删除。</w:t>
+      </w:r>
+    </w:p>
+    <w:p>
+      <w:pPr>
+        <w:pStyle w:val="SourceCode"/>
+      </w:pPr>
+      <w:r>
+        <w:rPr>
+          <w:rStyle w:val="VerbatimChar"/>
+        </w:rPr>
+        <w:t xml:space="preserve">cd src/backend</w:t>
+      </w:r>
+      <w:r>
+        <w:br/>
+      </w:r>
+      <w:r>
+        <w:rPr>
+          <w:rStyle w:val="VerbatimChar"/>
+        </w:rPr>
+        <w:t xml:space="preserve">rmdir /s /q .venv</w:t>
+      </w:r>
+      <w:r>
+        <w:br/>
+      </w:r>
+      <w:r>
+        <w:rPr>
+          <w:rStyle w:val="VerbatimChar"/>
+        </w:rPr>
+        <w:t xml:space="preserve">del school_qa.db</w:t>
+      </w:r>
+      <w:r>
+        <w:br/>
+      </w:r>
+      <w:r>
+        <w:br/>
+      </w:r>
+      <w:r>
+        <w:rPr>
+          <w:rStyle w:val="VerbatimChar"/>
+        </w:rPr>
+        <w:t xml:space="preserve">cd src/frontend-user</w:t>
+      </w:r>
+      <w:r>
+        <w:br/>
+      </w:r>
+      <w:r>
+        <w:rPr>
+          <w:rStyle w:val="VerbatimChar"/>
+        </w:rPr>
+        <w:t xml:space="preserve">rmdir /s /q node_modules</w:t>
+      </w:r>
+      <w:r>
+        <w:br/>
+      </w:r>
+      <w:r>
+        <w:br/>
+      </w:r>
+      <w:r>
+        <w:rPr>
+          <w:rStyle w:val="VerbatimChar"/>
+        </w:rPr>
+        <w:t xml:space="preserve">cd src/frontend-admin</w:t>
+      </w:r>
+      <w:r>
+        <w:br/>
+      </w:r>
+      <w:r>
+        <w:rPr>
+          <w:rStyle w:val="VerbatimChar"/>
+        </w:rPr>
+        <w:t xml:space="preserve">rmdir /s /q node_modules</w:t>
+      </w:r>
+    </w:p>
+    <w:bookmarkEnd w:id="30"/>
+    <w:bookmarkStart w:id="31" w:name="v13-最终交付确认"/>
+    <w:p>
+      <w:pPr>
+        <w:pStyle w:val="Heading2"/>
+      </w:pPr>
+      <w:r>
+        <w:t xml:space="preserve">V1.3 </w:t>
+      </w:r>
+      <w:r>
+        <w:rPr>
+          <w:rFonts w:hint="eastAsia"/>
+        </w:rPr>
+        <w:t xml:space="preserve">最终交付确认</w:t>
+      </w:r>
+    </w:p>
+    <w:tbl>
+      <w:tblPr>
+        <w:tblStyle w:val="Table"/>
+        <w:tblW w:type="auto" w:w="0"/>
+        <w:tblLook w:firstRow="1" w:lastRow="0" w:firstColumn="0" w:lastColumn="0" w:noHBand="0" w:noVBand="0" w:val="0020"/>
+      </w:tblPr>
+      <w:tblGrid>
+        <w:gridCol w:w="3960"/>
+        <w:gridCol w:w="3960"/>
+      </w:tblGrid>
+      <w:tr>
+        <w:trPr>
+          <w:tblHeader w:val="on"/>
+        </w:trPr>
+        <w:tc>
+          <w:tcPr/>
+          <w:p>
+            <w:pPr>
+              <w:pStyle w:val="Compact"/>
+            </w:pPr>
+            <w:r>
+              <w:rPr>
+                <w:rFonts w:hint="eastAsia"/>
+              </w:rPr>
+              <w:t xml:space="preserve">检查项</w:t>
+            </w:r>
+          </w:p>
+        </w:tc>
+        <w:tc>
+          <w:tcPr/>
+          <w:p>
+            <w:pPr>
+              <w:pStyle w:val="Compact"/>
+            </w:pPr>
+            <w:r>
+              <w:rPr>
+                <w:rFonts w:hint="eastAsia"/>
+              </w:rPr>
+              <w:t xml:space="preserve">结果</w:t>
+            </w:r>
+          </w:p>
+        </w:tc>
+      </w:tr>
+      <w:tr>
+        <w:tc>
+          <w:tcPr/>
+          <w:p>
+            <w:pPr>
+              <w:pStyle w:val="Compact"/>
+            </w:pPr>
+            <w:r>
+              <w:rPr>
+                <w:rFonts w:hint="eastAsia"/>
+              </w:rPr>
+              <w:t xml:space="preserve">统一元信息已补齐</w:t>
+            </w:r>
+          </w:p>
+        </w:tc>
+        <w:tc>
+          <w:tcPr/>
+          <w:p>
+            <w:pPr>
+              <w:pStyle w:val="Compact"/>
+            </w:pPr>
+            <w:r>
+              <w:rPr>
+                <w:rFonts w:hint="eastAsia"/>
+              </w:rPr>
+              <w:t xml:space="preserve">通过</w:t>
+            </w:r>
+          </w:p>
+        </w:tc>
+      </w:tr>
+      <w:tr>
+        <w:tc>
+          <w:tcPr/>
+          <w:p>
+            <w:pPr>
+              <w:pStyle w:val="Compact"/>
+            </w:pPr>
+            <w:r>
+              <w:t xml:space="preserve">V1.0 </w:t>
+            </w:r>
+            <w:r>
+              <w:rPr>
+                <w:rFonts w:hint="eastAsia"/>
+              </w:rPr>
+              <w:t xml:space="preserve">至</w:t>
+            </w:r>
+            <w:r>
+              <w:t xml:space="preserve"> V1.3 </w:t>
+            </w:r>
+            <w:r>
+              <w:rPr>
+                <w:rFonts w:hint="eastAsia"/>
+              </w:rPr>
+              <w:t xml:space="preserve">版本链连续</w:t>
+            </w:r>
+          </w:p>
+        </w:tc>
+        <w:tc>
+          <w:tcPr/>
+          <w:p>
+            <w:pPr>
+              <w:pStyle w:val="Compact"/>
+            </w:pPr>
+            <w:r>
+              <w:rPr>
+                <w:rFonts w:hint="eastAsia"/>
+              </w:rPr>
+              <w:t xml:space="preserve">通过</w:t>
+            </w:r>
+          </w:p>
+        </w:tc>
+      </w:tr>
+      <w:tr>
+        <w:tc>
+          <w:tcPr/>
+          <w:p>
+            <w:pPr>
+              <w:pStyle w:val="Compact"/>
+            </w:pPr>
+            <w:r>
+              <w:rPr>
+                <w:rFonts w:hint="eastAsia"/>
+              </w:rPr>
+              <w:t xml:space="preserve">课程原型/需求工程交付范围已声明</w:t>
+            </w:r>
+          </w:p>
+        </w:tc>
+        <w:tc>
+          <w:tcPr/>
+          <w:p>
+            <w:pPr>
+              <w:pStyle w:val="Compact"/>
+            </w:pPr>
+            <w:r>
+              <w:rPr>
+                <w:rFonts w:hint="eastAsia"/>
+              </w:rPr>
+              <w:t xml:space="preserve">通过</w:t>
+            </w:r>
+          </w:p>
+        </w:tc>
+      </w:tr>
+      <w:tr>
+        <w:tc>
+          <w:tcPr/>
+          <w:p>
+            <w:pPr>
+              <w:pStyle w:val="Compact"/>
+            </w:pPr>
+            <w:r>
+              <w:rPr>
+                <w:rFonts w:hint="eastAsia"/>
+              </w:rPr>
+              <w:t xml:space="preserve">生产上线、7x24、等保、真实接口等夸大表述已收敛</w:t>
+            </w:r>
+          </w:p>
+        </w:tc>
+        <w:tc>
+          <w:tcPr/>
+          <w:p>
+            <w:pPr>
+              <w:pStyle w:val="Compact"/>
+            </w:pPr>
+            <w:r>
+              <w:rPr>
+                <w:rFonts w:hint="eastAsia"/>
+              </w:rPr>
+              <w:t xml:space="preserve">通过</w:t>
+            </w:r>
+          </w:p>
+        </w:tc>
+      </w:tr>
+      <w:tr>
+        <w:tc>
+          <w:tcPr/>
+          <w:p>
+            <w:pPr>
+              <w:pStyle w:val="Compact"/>
+            </w:pPr>
+            <w:r>
+              <w:rPr>
+                <w:rFonts w:hint="eastAsia"/>
+              </w:rPr>
+              <w:t xml:space="preserve">家长/访客能力已标记为延后或受限</w:t>
+            </w:r>
+          </w:p>
+        </w:tc>
+        <w:tc>
+          <w:tcPr/>
+          <w:p>
+            <w:pPr>
+              <w:pStyle w:val="Compact"/>
+            </w:pPr>
+            <w:r>
+              <w:rPr>
+                <w:rFonts w:hint="eastAsia"/>
+              </w:rPr>
+              <w:t xml:space="preserve">通过</w:t>
+            </w:r>
+          </w:p>
+        </w:tc>
+      </w:tr>
+      <w:tr>
+        <w:tc>
+          <w:tcPr/>
+          <w:p>
+            <w:pPr>
+              <w:pStyle w:val="Compact"/>
+            </w:pPr>
+            <w:r>
+              <w:rPr>
+                <w:rFonts w:hint="eastAsia"/>
+              </w:rPr>
+              <w:t xml:space="preserve">运维、安全、已知问题和最终移交说明已补充</w:t>
+            </w:r>
+          </w:p>
+        </w:tc>
+        <w:tc>
+          <w:tcPr/>
+          <w:p>
+            <w:pPr>
+              <w:pStyle w:val="Compact"/>
+            </w:pPr>
+            <w:r>
+              <w:rPr>
+                <w:rFonts w:hint="eastAsia"/>
+              </w:rPr>
+              <w:t xml:space="preserve">通过</w:t>
+            </w:r>
+          </w:p>
+        </w:tc>
+      </w:tr>
+    </w:tbl>
+    <w:p>
+      <w:pPr>
+        <w:pStyle w:val="BodyText"/>
+      </w:pPr>
+      <w:r>
+        <w:rPr>
+          <w:rFonts w:hint="eastAsia"/>
+        </w:rPr>
+        <w:t xml:space="preserve">《软件安装手册(SIM)》V1.3</w:t>
+      </w:r>
+      <w:r>
+        <w:t xml:space="preserve"> </w:t>
+      </w:r>
+      <w:r>
+        <w:rPr>
+          <w:rFonts w:hint="eastAsia"/>
+        </w:rPr>
+        <w:t xml:space="preserve">为最终交付副本。不带版本号的同名正式文件与本版本内容一致，用于课程归档和评审查阅。</w:t>
+      </w:r>
+    </w:p>
+    <w:bookmarkEnd w:id="31"/>
+    <w:bookmarkEnd w:id="32"/>
     <w:sectPr>
       <w:footnotePr>
         <w:numRestart w:val="eachSect"/>
